--- a/05_Funcional/5_Manual_Puente_ESP32.docx
+++ b/05_Funcional/5_Manual_Puente_ESP32.docx
@@ -14,6 +14,1029 @@
           <w:sz w:val="32"/>
         </w:rPr>
         <w:t>MANUAL DEL PUENTE REPETIDOR ESP32 (Topología de 4 Radios — V8.0)</w:t>
+      </w:r>
+    </w:p>
+    <w:p>
+      <w:pPr>
+        <w:spacing w:after="160"/>
+        <w:ind w:left="360"/>
+        <w:shd w:val="clear" w:fill="FFF4E5"/>
+      </w:pPr>
+      <w:r>
+        <w:rPr>
+          <w:b w:val="0"/>
+          <w:color w:val="960000"/>
+          <w:sz w:val="20"/>
+        </w:rPr>
+        <w:t xml:space="preserve">🛑 EN ESTE PROYECTO HAY </w:t>
+      </w:r>
+      <w:r>
+        <w:rPr>
+          <w:b/>
+          <w:color w:val="960000"/>
+          <w:sz w:val="20"/>
+        </w:rPr>
+        <w:t>DOS</w:t>
+      </w:r>
+      <w:r>
+        <w:rPr>
+          <w:b w:val="0"/>
+          <w:color w:val="960000"/>
+          <w:sz w:val="20"/>
+        </w:rPr>
+        <w:t xml:space="preserve"> ESP32 DISTINTOS. ESTE MANUAL ES DE UNO SOLO. </w:t>
+      </w:r>
+      <w:r>
+        <w:rPr>
+          <w:b/>
+          <w:color w:val="960000"/>
+          <w:sz w:val="20"/>
+        </w:rPr>
+        <w:t>Léase antes de tocar un cable o teclear un `pio run`.</w:t>
+      </w:r>
+      <w:r>
+        <w:rPr>
+          <w:b w:val="0"/>
+          <w:color w:val="960000"/>
+          <w:sz w:val="20"/>
+        </w:rPr>
+        <w:t xml:space="preserve"> Los dos son módulos ESP32, los dos van en un poste, los dos hacen de «puente» — y </w:t>
+      </w:r>
+      <w:r>
+        <w:rPr>
+          <w:b/>
+          <w:color w:val="960000"/>
+          <w:sz w:val="20"/>
+        </w:rPr>
+        <w:t>usan los mismos GPIO para cosas distintas</w:t>
+      </w:r>
+      <w:r>
+        <w:rPr>
+          <w:b w:val="0"/>
+          <w:color w:val="960000"/>
+          <w:sz w:val="20"/>
+        </w:rPr>
+        <w:t xml:space="preserve">. Cargar el firmware de uno en el otro no da error: da un equipo que parece encendido y no hace su trabajo. | | </w:t>
+      </w:r>
+      <w:r>
+        <w:rPr>
+          <w:b/>
+          <w:color w:val="960000"/>
+          <w:sz w:val="20"/>
+        </w:rPr>
+        <w:t>ESP32 de EXPANSIÓN</w:t>
+      </w:r>
+      <w:r>
+        <w:rPr>
+          <w:b w:val="0"/>
+          <w:color w:val="960000"/>
+          <w:sz w:val="20"/>
+        </w:rPr>
+        <w:t xml:space="preserve"> | </w:t>
+      </w:r>
+      <w:r>
+        <w:rPr>
+          <w:b/>
+          <w:color w:val="960000"/>
+          <w:sz w:val="20"/>
+        </w:rPr>
+        <w:t>ESP32 del REPETIDOR</w:t>
+      </w:r>
+      <w:r>
+        <w:rPr>
+          <w:b w:val="0"/>
+          <w:color w:val="960000"/>
+          <w:sz w:val="20"/>
+        </w:rPr>
+        <w:t xml:space="preserve"> *(el de este manual)* | |---|---|---| | </w:t>
+      </w:r>
+      <w:r>
+        <w:rPr>
+          <w:b/>
+          <w:color w:val="960000"/>
+          <w:sz w:val="20"/>
+        </w:rPr>
+        <w:t>Dónde va</w:t>
+      </w:r>
+      <w:r>
+        <w:rPr>
+          <w:b w:val="0"/>
+          <w:color w:val="960000"/>
+          <w:sz w:val="20"/>
+        </w:rPr>
+        <w:t xml:space="preserve"> | </w:t>
+      </w:r>
+      <w:r>
+        <w:rPr>
+          <w:b/>
+          <w:color w:val="960000"/>
+          <w:sz w:val="20"/>
+        </w:rPr>
+        <w:t>uno por poste</w:t>
+      </w:r>
+      <w:r>
+        <w:rPr>
+          <w:b w:val="0"/>
+          <w:color w:val="960000"/>
+          <w:sz w:val="20"/>
+        </w:rPr>
+        <w:t xml:space="preserve">, en cada equipo | </w:t>
+      </w:r>
+      <w:r>
+        <w:rPr>
+          <w:b/>
+          <w:color w:val="960000"/>
+          <w:sz w:val="20"/>
+        </w:rPr>
+        <w:t>un poste intermedio propio</w:t>
+      </w:r>
+      <w:r>
+        <w:rPr>
+          <w:b w:val="0"/>
+          <w:color w:val="960000"/>
+          <w:sz w:val="20"/>
+        </w:rPr>
+        <w:t xml:space="preserve">, entre Maestro y Esclavo | | </w:t>
+      </w:r>
+      <w:r>
+        <w:rPr>
+          <w:b/>
+          <w:color w:val="960000"/>
+          <w:sz w:val="20"/>
+        </w:rPr>
+        <w:t>De qué cuelga</w:t>
+      </w:r>
+      <w:r>
+        <w:rPr>
+          <w:b w:val="0"/>
+          <w:color w:val="960000"/>
+          <w:sz w:val="20"/>
+        </w:rPr>
+        <w:t xml:space="preserve"> | del conector </w:t>
+      </w:r>
+      <w:r>
+        <w:rPr>
+          <w:b/>
+          <w:color w:val="960000"/>
+          <w:sz w:val="20"/>
+        </w:rPr>
+        <w:t>`J17`</w:t>
+      </w:r>
+      <w:r>
+        <w:rPr>
+          <w:b w:val="0"/>
+          <w:color w:val="960000"/>
+          <w:sz w:val="20"/>
+        </w:rPr>
+        <w:t xml:space="preserve"> de la tarjeta del semáforo | de </w:t>
+      </w:r>
+      <w:r>
+        <w:rPr>
+          <w:b/>
+          <w:color w:val="960000"/>
+          <w:sz w:val="20"/>
+        </w:rPr>
+        <w:t>dos radios</w:t>
+      </w:r>
+      <w:r>
+        <w:rPr>
+          <w:b w:val="0"/>
+          <w:color w:val="960000"/>
+          <w:sz w:val="20"/>
+        </w:rPr>
+        <w:t xml:space="preserve"> E90-DTU (B1 y B2), por RS-485 | | </w:t>
+      </w:r>
+      <w:r>
+        <w:rPr>
+          <w:b/>
+          <w:color w:val="960000"/>
+          <w:sz w:val="20"/>
+        </w:rPr>
+        <w:t>Qué hace</w:t>
+      </w:r>
+      <w:r>
+        <w:rPr>
+          <w:b w:val="0"/>
+          <w:color w:val="960000"/>
+          <w:sz w:val="20"/>
+        </w:rPr>
+        <w:t xml:space="preserve"> | </w:t>
+      </w:r>
+      <w:r>
+        <w:rPr>
+          <w:b/>
+          <w:color w:val="960000"/>
+          <w:sz w:val="20"/>
+        </w:rPr>
+        <w:t>puente Bluetooth SPP ⟷ `J17`</w:t>
+      </w:r>
+      <w:r>
+        <w:rPr>
+          <w:b w:val="0"/>
+          <w:color w:val="960000"/>
+          <w:sz w:val="20"/>
+        </w:rPr>
+        <w:t xml:space="preserve"> (sustituye al módulo SPP) </w:t>
+      </w:r>
+      <w:r>
+        <w:rPr>
+          <w:b/>
+          <w:color w:val="960000"/>
+          <w:sz w:val="20"/>
+        </w:rPr>
+        <w:t>+ reloj `DS3231`</w:t>
+      </w:r>
+      <w:r>
+        <w:rPr>
+          <w:b w:val="0"/>
+          <w:color w:val="960000"/>
+          <w:sz w:val="20"/>
+        </w:rPr>
+        <w:t xml:space="preserve"> por I²C | enlaza </w:t>
+      </w:r>
+      <w:r>
+        <w:rPr>
+          <w:b/>
+          <w:color w:val="960000"/>
+          <w:sz w:val="20"/>
+        </w:rPr>
+        <w:t>dos radios back-to-back</w:t>
+      </w:r>
+      <w:r>
+        <w:rPr>
+          <w:b w:val="0"/>
+          <w:color w:val="960000"/>
+          <w:sz w:val="20"/>
+        </w:rPr>
+        <w:t xml:space="preserve"> para salvar una curva ciega o una montaña | | </w:t>
+      </w:r>
+      <w:r>
+        <w:rPr>
+          <w:b/>
+          <w:color w:val="960000"/>
+          <w:sz w:val="20"/>
+        </w:rPr>
+        <w:t>Cuántas radios toca</w:t>
+      </w:r>
+      <w:r>
+        <w:rPr>
+          <w:b w:val="0"/>
+          <w:color w:val="960000"/>
+          <w:sz w:val="20"/>
+        </w:rPr>
+        <w:t xml:space="preserve"> | </w:t>
+      </w:r>
+      <w:r>
+        <w:rPr>
+          <w:b/>
+          <w:color w:val="960000"/>
+          <w:sz w:val="20"/>
+        </w:rPr>
+        <w:t>ninguna</w:t>
+      </w:r>
+      <w:r>
+        <w:rPr>
+          <w:b w:val="0"/>
+          <w:color w:val="960000"/>
+          <w:sz w:val="20"/>
+        </w:rPr>
+        <w:t xml:space="preserve"> | </w:t>
+      </w:r>
+      <w:r>
+        <w:rPr>
+          <w:b/>
+          <w:color w:val="960000"/>
+          <w:sz w:val="20"/>
+        </w:rPr>
+        <w:t>cuatro</w:t>
+      </w:r>
+      <w:r>
+        <w:rPr>
+          <w:b w:val="0"/>
+          <w:color w:val="960000"/>
+          <w:sz w:val="20"/>
+        </w:rPr>
+        <w:t xml:space="preserve"> en total en el sistema | | </w:t>
+      </w:r>
+      <w:r>
+        <w:rPr>
+          <w:b/>
+          <w:color w:val="960000"/>
+          <w:sz w:val="20"/>
+        </w:rPr>
+        <w:t>Firmware</w:t>
+      </w:r>
+      <w:r>
+        <w:rPr>
+          <w:b w:val="0"/>
+          <w:color w:val="960000"/>
+          <w:sz w:val="20"/>
+        </w:rPr>
+        <w:t xml:space="preserve"> | 🟢 </w:t>
+      </w:r>
+      <w:r>
+        <w:rPr>
+          <w:rFonts w:ascii="Consolas" w:hAnsi="Consolas"/>
+          <w:color w:val="960000"/>
+          <w:sz w:val="20"/>
+        </w:rPr>
+        <w:t>01_Firmware/ESP32_Expansion/</w:t>
+      </w:r>
+      <w:r>
+        <w:rPr>
+          <w:b w:val="0"/>
+          <w:color w:val="960000"/>
+          <w:sz w:val="20"/>
+        </w:rPr>
+        <w:t xml:space="preserve"> | 🟠 </w:t>
+      </w:r>
+      <w:r>
+        <w:rPr>
+          <w:rFonts w:ascii="Consolas" w:hAnsi="Consolas"/>
+          <w:color w:val="960000"/>
+          <w:sz w:val="20"/>
+        </w:rPr>
+        <w:t>01_Firmware/Repetidor/</w:t>
+      </w:r>
+      <w:r>
+        <w:rPr>
+          <w:b w:val="0"/>
+          <w:color w:val="960000"/>
+          <w:sz w:val="20"/>
+        </w:rPr>
+        <w:t xml:space="preserve"> | | </w:t>
+      </w:r>
+      <w:r>
+        <w:rPr>
+          <w:b/>
+          <w:color w:val="960000"/>
+          <w:sz w:val="20"/>
+        </w:rPr>
+        <w:t>Estado hoy</w:t>
+      </w:r>
+      <w:r>
+        <w:rPr>
+          <w:b w:val="0"/>
+          <w:color w:val="960000"/>
+          <w:sz w:val="20"/>
+        </w:rPr>
+        <w:t xml:space="preserve"> | firmware escrito y compilando; </w:t>
+      </w:r>
+      <w:r>
+        <w:rPr>
+          <w:b/>
+          <w:color w:val="960000"/>
+          <w:sz w:val="20"/>
+        </w:rPr>
+        <w:t>sin pasar banco</w:t>
+      </w:r>
+      <w:r>
+        <w:rPr>
+          <w:b w:val="0"/>
+          <w:color w:val="960000"/>
+          <w:sz w:val="20"/>
+        </w:rPr>
+        <w:t xml:space="preserve"> | </w:t>
+      </w:r>
+      <w:r>
+        <w:rPr>
+          <w:b/>
+          <w:color w:val="960000"/>
+          <w:sz w:val="20"/>
+        </w:rPr>
+        <w:t>NO DESPLEGADO.</w:t>
+      </w:r>
+      <w:r>
+        <w:rPr>
+          <w:b w:val="0"/>
+          <w:color w:val="960000"/>
+          <w:sz w:val="20"/>
+        </w:rPr>
+        <w:t xml:space="preserve"> Fuera de la configuración vigente | | </w:t>
+      </w:r>
+      <w:r>
+        <w:rPr>
+          <w:b/>
+          <w:color w:val="960000"/>
+          <w:sz w:val="20"/>
+        </w:rPr>
+        <w:t>Documento</w:t>
+      </w:r>
+      <w:r>
+        <w:rPr>
+          <w:b w:val="0"/>
+          <w:color w:val="960000"/>
+          <w:sz w:val="20"/>
+        </w:rPr>
+        <w:t xml:space="preserve"> | </w:t>
+      </w:r>
+      <w:r>
+        <w:rPr>
+          <w:rFonts w:ascii="Consolas" w:hAnsi="Consolas"/>
+          <w:color w:val="960000"/>
+          <w:sz w:val="20"/>
+        </w:rPr>
+        <w:t>05_Funcional/18_Especificacion_Firmware_ESP32.md</w:t>
+      </w:r>
+      <w:r>
+        <w:rPr>
+          <w:b w:val="0"/>
+          <w:color w:val="960000"/>
+          <w:sz w:val="20"/>
+        </w:rPr>
+        <w:t xml:space="preserve"> | </w:t>
+      </w:r>
+      <w:r>
+        <w:rPr>
+          <w:b/>
+          <w:color w:val="960000"/>
+          <w:sz w:val="20"/>
+        </w:rPr>
+        <w:t>éste</w:t>
+      </w:r>
+      <w:r>
+        <w:rPr>
+          <w:b w:val="0"/>
+          <w:color w:val="960000"/>
+          <w:sz w:val="20"/>
+        </w:rPr>
+        <w:t xml:space="preserve"> | ### 🔴 Los tres GPIO que colisionan — MEDIDO el 31/08 No es un parecido: es </w:t>
+      </w:r>
+      <w:r>
+        <w:rPr>
+          <w:b/>
+          <w:color w:val="960000"/>
+          <w:sz w:val="20"/>
+        </w:rPr>
+        <w:t>el mismo número de pin sirviendo a dos cosas incompatibles</w:t>
+      </w:r>
+      <w:r>
+        <w:rPr>
+          <w:b w:val="0"/>
+          <w:color w:val="960000"/>
+          <w:sz w:val="20"/>
+        </w:rPr>
+        <w:t xml:space="preserve">. | GPIO | en el </w:t>
+      </w:r>
+      <w:r>
+        <w:rPr>
+          <w:b/>
+          <w:color w:val="960000"/>
+          <w:sz w:val="20"/>
+        </w:rPr>
+        <w:t>REPETIDOR</w:t>
+      </w:r>
+      <w:r>
+        <w:rPr>
+          <w:b w:val="0"/>
+          <w:color w:val="960000"/>
+          <w:sz w:val="20"/>
+        </w:rPr>
+        <w:t xml:space="preserve"> *(este manual, §2)* | en el de </w:t>
+      </w:r>
+      <w:r>
+        <w:rPr>
+          <w:b/>
+          <w:color w:val="960000"/>
+          <w:sz w:val="20"/>
+        </w:rPr>
+        <w:t>EXPANSIÓN</w:t>
+      </w:r>
+      <w:r>
+        <w:rPr>
+          <w:b w:val="0"/>
+          <w:color w:val="960000"/>
+          <w:sz w:val="20"/>
+        </w:rPr>
+        <w:t xml:space="preserve"> | |---|---|---| | </w:t>
+      </w:r>
+      <w:r>
+        <w:rPr>
+          <w:b/>
+          <w:color w:val="960000"/>
+          <w:sz w:val="20"/>
+        </w:rPr>
+        <w:t>`GPIO16`</w:t>
+      </w:r>
+      <w:r>
+        <w:rPr>
+          <w:b w:val="0"/>
+          <w:color w:val="960000"/>
+          <w:sz w:val="20"/>
+        </w:rPr>
+        <w:t xml:space="preserve"> | RX de la radio B1, </w:t>
+      </w:r>
+      <w:r>
+        <w:rPr>
+          <w:b/>
+          <w:color w:val="960000"/>
+          <w:sz w:val="20"/>
+        </w:rPr>
+        <w:t>a través de un MAX3485</w:t>
+      </w:r>
+      <w:r>
+        <w:rPr>
+          <w:b w:val="0"/>
+          <w:color w:val="960000"/>
+          <w:sz w:val="20"/>
+        </w:rPr>
+        <w:t xml:space="preserve"> | </w:t>
+      </w:r>
+      <w:r>
+        <w:rPr>
+          <w:b/>
+          <w:color w:val="960000"/>
+          <w:sz w:val="20"/>
+        </w:rPr>
+        <w:t>RX del enlace TTL directo a `J17` p2/p3</w:t>
+      </w:r>
+      <w:r>
+        <w:rPr>
+          <w:b w:val="0"/>
+          <w:color w:val="960000"/>
+          <w:sz w:val="20"/>
+        </w:rPr>
+        <w:t xml:space="preserve"> — sin transceptor | | </w:t>
+      </w:r>
+      <w:r>
+        <w:rPr>
+          <w:b/>
+          <w:color w:val="960000"/>
+          <w:sz w:val="20"/>
+        </w:rPr>
+        <w:t>`GPIO17`</w:t>
+      </w:r>
+      <w:r>
+        <w:rPr>
+          <w:b w:val="0"/>
+          <w:color w:val="960000"/>
+          <w:sz w:val="20"/>
+        </w:rPr>
+        <w:t xml:space="preserve"> | TX de la radio B1, </w:t>
+      </w:r>
+      <w:r>
+        <w:rPr>
+          <w:b/>
+          <w:color w:val="960000"/>
+          <w:sz w:val="20"/>
+        </w:rPr>
+        <w:t>a través de un MAX3485</w:t>
+      </w:r>
+      <w:r>
+        <w:rPr>
+          <w:b w:val="0"/>
+          <w:color w:val="960000"/>
+          <w:sz w:val="20"/>
+        </w:rPr>
+        <w:t xml:space="preserve"> | </w:t>
+      </w:r>
+      <w:r>
+        <w:rPr>
+          <w:b/>
+          <w:color w:val="960000"/>
+          <w:sz w:val="20"/>
+        </w:rPr>
+        <w:t>TX del mismo enlace TTL</w:t>
+      </w:r>
+      <w:r>
+        <w:rPr>
+          <w:b w:val="0"/>
+          <w:color w:val="960000"/>
+          <w:sz w:val="20"/>
+        </w:rPr>
+        <w:t xml:space="preserve"> | | </w:t>
+      </w:r>
+      <w:r>
+        <w:rPr>
+          <w:b/>
+          <w:color w:val="960000"/>
+          <w:sz w:val="20"/>
+        </w:rPr>
+        <w:t>`GPIO22`</w:t>
+      </w:r>
+      <w:r>
+        <w:rPr>
+          <w:b w:val="0"/>
+          <w:color w:val="960000"/>
+          <w:sz w:val="20"/>
+        </w:rPr>
+        <w:t xml:space="preserve"> | </w:t>
+      </w:r>
+      <w:r>
+        <w:rPr>
+          <w:b/>
+          <w:color w:val="960000"/>
+          <w:sz w:val="20"/>
+        </w:rPr>
+        <w:t>`DE/RE` de la radio B2</w:t>
+      </w:r>
+      <w:r>
+        <w:rPr>
+          <w:b w:val="0"/>
+          <w:color w:val="960000"/>
+          <w:sz w:val="20"/>
+        </w:rPr>
+        <w:t xml:space="preserve"> (control RS-485) | </w:t>
+      </w:r>
+      <w:r>
+        <w:rPr>
+          <w:b/>
+          <w:color w:val="960000"/>
+          <w:sz w:val="20"/>
+        </w:rPr>
+        <w:t>`SCL` del bus I²C del `DS3231`</w:t>
+      </w:r>
+      <w:r>
+        <w:rPr>
+          <w:b w:val="0"/>
+          <w:color w:val="960000"/>
+          <w:sz w:val="20"/>
+        </w:rPr>
+        <w:t xml:space="preserve"> | </w:t>
+      </w:r>
+      <w:r>
+        <w:rPr>
+          <w:b/>
+          <w:color w:val="960000"/>
+          <w:sz w:val="20"/>
+        </w:rPr>
+        <w:t>MEDIDO en:</w:t>
+      </w:r>
+      <w:r>
+        <w:rPr>
+          <w:b w:val="0"/>
+          <w:color w:val="960000"/>
+          <w:sz w:val="20"/>
+        </w:rPr>
+        <w:t xml:space="preserve"> </w:t>
+      </w:r>
+      <w:r>
+        <w:rPr>
+          <w:rFonts w:ascii="Consolas" w:hAnsi="Consolas"/>
+          <w:color w:val="960000"/>
+          <w:sz w:val="20"/>
+        </w:rPr>
+        <w:t>01_Firmware/Repetidor/include/pines_repetidor.h</w:t>
+      </w:r>
+      <w:r>
+        <w:rPr>
+          <w:b w:val="0"/>
+          <w:color w:val="960000"/>
+          <w:sz w:val="20"/>
+        </w:rPr>
+        <w:t xml:space="preserve"> (</w:t>
+      </w:r>
+      <w:r>
+        <w:rPr>
+          <w:rFonts w:ascii="Consolas" w:hAnsi="Consolas"/>
+          <w:color w:val="960000"/>
+          <w:sz w:val="20"/>
+        </w:rPr>
+        <w:t>M1_RX 16</w:t>
+      </w:r>
+      <w:r>
+        <w:rPr>
+          <w:b w:val="0"/>
+          <w:color w:val="960000"/>
+          <w:sz w:val="20"/>
+        </w:rPr>
+        <w:t xml:space="preserve">, </w:t>
+      </w:r>
+      <w:r>
+        <w:rPr>
+          <w:rFonts w:ascii="Consolas" w:hAnsi="Consolas"/>
+          <w:color w:val="960000"/>
+          <w:sz w:val="20"/>
+        </w:rPr>
+        <w:t>M1_TX 17</w:t>
+      </w:r>
+      <w:r>
+        <w:rPr>
+          <w:b w:val="0"/>
+          <w:color w:val="960000"/>
+          <w:sz w:val="20"/>
+        </w:rPr>
+        <w:t xml:space="preserve">, </w:t>
+      </w:r>
+      <w:r>
+        <w:rPr>
+          <w:rFonts w:ascii="Consolas" w:hAnsi="Consolas"/>
+          <w:color w:val="960000"/>
+          <w:sz w:val="20"/>
+        </w:rPr>
+        <w:t>M2_DE_RE 22</w:t>
+      </w:r>
+      <w:r>
+        <w:rPr>
+          <w:b w:val="0"/>
+          <w:color w:val="960000"/>
+          <w:sz w:val="20"/>
+        </w:rPr>
+        <w:t xml:space="preserve">) contra </w:t>
+      </w:r>
+      <w:r>
+        <w:rPr>
+          <w:rFonts w:ascii="Consolas" w:hAnsi="Consolas"/>
+          <w:color w:val="960000"/>
+          <w:sz w:val="20"/>
+        </w:rPr>
+        <w:t>01_Firmware/ESP32_Expansion/include/contrato.h</w:t>
+      </w:r>
+      <w:r>
+        <w:rPr>
+          <w:b w:val="0"/>
+          <w:color w:val="960000"/>
+          <w:sz w:val="20"/>
+        </w:rPr>
+        <w:t xml:space="preserve"> (</w:t>
+      </w:r>
+      <w:r>
+        <w:rPr>
+          <w:rFonts w:ascii="Consolas" w:hAnsi="Consolas"/>
+          <w:color w:val="960000"/>
+          <w:sz w:val="20"/>
+        </w:rPr>
+        <w:t>ENLACE_PIN_RX 16</w:t>
+      </w:r>
+      <w:r>
+        <w:rPr>
+          <w:b w:val="0"/>
+          <w:color w:val="960000"/>
+          <w:sz w:val="20"/>
+        </w:rPr>
+        <w:t xml:space="preserve">, </w:t>
+      </w:r>
+      <w:r>
+        <w:rPr>
+          <w:rFonts w:ascii="Consolas" w:hAnsi="Consolas"/>
+          <w:color w:val="960000"/>
+          <w:sz w:val="20"/>
+        </w:rPr>
+        <w:t>ENLACE_PIN_TX 17</w:t>
+      </w:r>
+      <w:r>
+        <w:rPr>
+          <w:b w:val="0"/>
+          <w:color w:val="960000"/>
+          <w:sz w:val="20"/>
+        </w:rPr>
+        <w:t xml:space="preserve">, </w:t>
+      </w:r>
+      <w:r>
+        <w:rPr>
+          <w:rFonts w:ascii="Consolas" w:hAnsi="Consolas"/>
+          <w:color w:val="960000"/>
+          <w:sz w:val="20"/>
+        </w:rPr>
+        <w:t>DS3231_SCL 22</w:t>
+      </w:r>
+      <w:r>
+        <w:rPr>
+          <w:b w:val="0"/>
+          <w:color w:val="960000"/>
+          <w:sz w:val="20"/>
+        </w:rPr>
+        <w:t xml:space="preserve">, </w:t>
+      </w:r>
+      <w:r>
+        <w:rPr>
+          <w:rFonts w:ascii="Consolas" w:hAnsi="Consolas"/>
+          <w:color w:val="960000"/>
+          <w:sz w:val="20"/>
+        </w:rPr>
+        <w:t>DS3231_SDA 21</w:t>
+      </w:r>
+      <w:r>
+        <w:rPr>
+          <w:b w:val="0"/>
+          <w:color w:val="960000"/>
+          <w:sz w:val="20"/>
+        </w:rPr>
+        <w:t xml:space="preserve">). ### 🛑 Qué pasa si se confunden — y por qué el papel es lo único que lo impide - </w:t>
+      </w:r>
+      <w:r>
+        <w:rPr>
+          <w:b/>
+          <w:color w:val="960000"/>
+          <w:sz w:val="20"/>
+        </w:rPr>
+        <w:t>Firmware del Repetidor en una placa de EXPANSIÓN:</w:t>
+      </w:r>
+      <w:r>
+        <w:rPr>
+          <w:b w:val="0"/>
+          <w:color w:val="960000"/>
+          <w:sz w:val="20"/>
+        </w:rPr>
+        <w:t xml:space="preserve"> el equipo pierde </w:t>
+      </w:r>
+      <w:r>
+        <w:rPr>
+          <w:b/>
+          <w:color w:val="960000"/>
+          <w:sz w:val="20"/>
+        </w:rPr>
+        <w:t>la única superficie de mando que le queda</w:t>
+      </w:r>
+      <w:r>
+        <w:rPr>
+          <w:b w:val="0"/>
+          <w:color w:val="960000"/>
+          <w:sz w:val="20"/>
+        </w:rPr>
+        <w:t xml:space="preserve">. Con la pantalla, los cuatro pulsadores y el mando de relés retirados, toda la operación pasa por la app, y la app pasa por ese ESP32. El semáforo sigue ciclando —el STM32 no depende del accesorio— pero </w:t>
+      </w:r>
+      <w:r>
+        <w:rPr>
+          <w:b/>
+          <w:color w:val="960000"/>
+          <w:sz w:val="20"/>
+        </w:rPr>
+        <w:t>queda seguro y no operable</w:t>
+      </w:r>
+      <w:r>
+        <w:rPr>
+          <w:b w:val="0"/>
+          <w:color w:val="960000"/>
+          <w:sz w:val="20"/>
+        </w:rPr>
+        <w:t xml:space="preserve">, y encima el firmware estaría meneando </w:t>
+      </w:r>
+      <w:r>
+        <w:rPr>
+          <w:rFonts w:ascii="Consolas" w:hAnsi="Consolas"/>
+          <w:color w:val="960000"/>
+          <w:sz w:val="20"/>
+        </w:rPr>
+        <w:t>GPIO22</w:t>
+      </w:r>
+      <w:r>
+        <w:rPr>
+          <w:b w:val="0"/>
+          <w:color w:val="960000"/>
+          <w:sz w:val="20"/>
+        </w:rPr>
+        <w:t xml:space="preserve"> como línea de control RS-485 </w:t>
+      </w:r>
+      <w:r>
+        <w:rPr>
+          <w:b/>
+          <w:color w:val="960000"/>
+          <w:sz w:val="20"/>
+        </w:rPr>
+        <w:t>sobre el `SCL` de un reloj</w:t>
+      </w:r>
+      <w:r>
+        <w:rPr>
+          <w:b w:val="0"/>
+          <w:color w:val="960000"/>
+          <w:sz w:val="20"/>
+        </w:rPr>
+        <w:t xml:space="preserve">. - </w:t>
+      </w:r>
+      <w:r>
+        <w:rPr>
+          <w:b/>
+          <w:color w:val="960000"/>
+          <w:sz w:val="20"/>
+        </w:rPr>
+        <w:t>Firmware de Expansión en la placa del REPETIDOR:</w:t>
+      </w:r>
+      <w:r>
+        <w:rPr>
+          <w:b w:val="0"/>
+          <w:color w:val="960000"/>
+          <w:sz w:val="20"/>
+        </w:rPr>
+        <w:t xml:space="preserve"> ningún </w:t>
+      </w:r>
+      <w:r>
+        <w:rPr>
+          <w:rFonts w:ascii="Consolas" w:hAnsi="Consolas"/>
+          <w:color w:val="960000"/>
+          <w:sz w:val="20"/>
+        </w:rPr>
+        <w:t>DE/RE</w:t>
+      </w:r>
+      <w:r>
+        <w:rPr>
+          <w:b w:val="0"/>
+          <w:color w:val="960000"/>
+          <w:sz w:val="20"/>
+        </w:rPr>
+        <w:t xml:space="preserve"> se gobierna, el bus RS-485 se queda sin árbitro y el enlace de radio no pasa. </w:t>
+      </w:r>
+      <w:r>
+        <w:rPr>
+          <w:b/>
+          <w:color w:val="960000"/>
+          <w:sz w:val="20"/>
+        </w:rPr>
+        <w:t>Los dos firmwares NO son intercambiables</w:t>
+      </w:r>
+      <w:r>
+        <w:rPr>
+          <w:b w:val="0"/>
+          <w:color w:val="960000"/>
+          <w:sz w:val="20"/>
+        </w:rPr>
+        <w:t xml:space="preserve">, no comparten pinout y </w:t>
+      </w:r>
+      <w:r>
+        <w:rPr>
+          <w:b/>
+          <w:color w:val="960000"/>
+          <w:sz w:val="20"/>
+        </w:rPr>
+        <w:t>no se mezclan sus directorios</w:t>
+      </w:r>
+      <w:r>
+        <w:rPr>
+          <w:b w:val="0"/>
+          <w:color w:val="960000"/>
+          <w:sz w:val="20"/>
+        </w:rPr>
+        <w:t xml:space="preserve">: comparten familia de módulo y nada más. Antes de un </w:t>
+      </w:r>
+      <w:r>
+        <w:rPr>
+          <w:rFonts w:ascii="Consolas" w:hAnsi="Consolas"/>
+          <w:color w:val="960000"/>
+          <w:sz w:val="20"/>
+        </w:rPr>
+        <w:t>pio run -t upload</w:t>
+      </w:r>
+      <w:r>
+        <w:rPr>
+          <w:b w:val="0"/>
+          <w:color w:val="960000"/>
+          <w:sz w:val="20"/>
+        </w:rPr>
+        <w:t xml:space="preserve">, mire de qué poste es la placa que tiene delante. ### ⚠️ Y sobre este manual en concreto La topología de 4 radios que describe está </w:t>
+      </w:r>
+      <w:r>
+        <w:rPr>
+          <w:b/>
+          <w:color w:val="960000"/>
+          <w:sz w:val="20"/>
+        </w:rPr>
+        <w:t>fuera de la configuración vigente</w:t>
+      </w:r>
+      <w:r>
+        <w:rPr>
+          <w:b w:val="0"/>
+          <w:color w:val="960000"/>
+          <w:sz w:val="20"/>
+        </w:rPr>
+        <w:t xml:space="preserve">: hoy son </w:t>
+      </w:r>
+      <w:r>
+        <w:rPr>
+          <w:b/>
+          <w:color w:val="960000"/>
+          <w:sz w:val="20"/>
+        </w:rPr>
+        <w:t>2 radios en enlace directo, sin repetidor</w:t>
+      </w:r>
+      <w:r>
+        <w:rPr>
+          <w:b w:val="0"/>
+          <w:color w:val="960000"/>
+          <w:sz w:val="20"/>
+        </w:rPr>
+        <w:t xml:space="preserve"> (</w:t>
+      </w:r>
+      <w:r>
+        <w:rPr>
+          <w:rFonts w:ascii="Consolas" w:hAnsi="Consolas"/>
+          <w:color w:val="960000"/>
+          <w:sz w:val="20"/>
+        </w:rPr>
+        <w:t>CLAUDE.md</w:t>
+      </w:r>
+      <w:r>
+        <w:rPr>
+          <w:b w:val="0"/>
+          <w:color w:val="960000"/>
+          <w:sz w:val="20"/>
+        </w:rPr>
+        <w:t xml:space="preserve"> §10). Lo que sigue </w:t>
+      </w:r>
+      <w:r>
+        <w:rPr>
+          <w:b/>
+          <w:color w:val="960000"/>
+          <w:sz w:val="20"/>
+        </w:rPr>
+        <w:t>no es un montaje a ejecutar</w:t>
+      </w:r>
+      <w:r>
+        <w:rPr>
+          <w:b w:val="0"/>
+          <w:color w:val="960000"/>
+          <w:sz w:val="20"/>
+        </w:rPr>
+        <w:t>; es la referencia del día que haya que salvar un obstáculo. Nada de este documento aplica al ESP32 de expansión.</w:t>
       </w:r>
     </w:p>
     <w:p>
@@ -493,6 +1516,37 @@
         <w:t>)</w:t>
       </w:r>
     </w:p>
+    <w:p>
+      <w:pPr>
+        <w:spacing w:after="160"/>
+        <w:ind w:left="360"/>
+        <w:shd w:val="clear" w:fill="FFF4E5"/>
+      </w:pPr>
+      <w:r>
+        <w:rPr>
+          <w:b w:val="0"/>
+          <w:color w:val="960000"/>
+          <w:sz w:val="20"/>
+        </w:rPr>
+        <w:t xml:space="preserve">🔴 </w:t>
+      </w:r>
+      <w:r>
+        <w:rPr>
+          <w:b/>
+          <w:color w:val="960000"/>
+          <w:sz w:val="20"/>
+        </w:rPr>
+        <w:t>Esta tabla es SOLO del ESP32 del repetidor. El ESP32 de expansión usa tres de estos pines para otra cosa</w:t>
+      </w:r>
+      <w:r>
+        <w:rPr>
+          <w:b w:val="0"/>
+          <w:color w:val="960000"/>
+          <w:sz w:val="20"/>
+        </w:rPr>
+        <w:t xml:space="preserve"> — ver el recuadro del principio. No se cablea una placa con esta tabla sin haber confirmado antes cuál de los dos equipos se está montando.</w:t>
+      </w:r>
+    </w:p>
     <w:tbl>
       <w:tblPr>
         <w:tblStyle w:val="TableGrid"/>
@@ -500,14 +1554,15 @@
         <w:tblLook w:firstColumn="1" w:firstRow="1" w:lastColumn="0" w:lastRow="0" w:noHBand="0" w:noVBand="1" w:val="04A0"/>
       </w:tblPr>
       <w:tblGrid>
-        <w:gridCol w:w="3120"/>
-        <w:gridCol w:w="3120"/>
-        <w:gridCol w:w="3120"/>
+        <w:gridCol w:w="2340"/>
+        <w:gridCol w:w="2340"/>
+        <w:gridCol w:w="2340"/>
+        <w:gridCol w:w="2340"/>
       </w:tblGrid>
       <w:tr>
         <w:tc>
           <w:tcPr>
-            <w:tcW w:type="dxa" w:w="3120"/>
+            <w:tcW w:type="dxa" w:w="2340"/>
             <w:shd w:val="clear" w:fill="DCE6F1"/>
           </w:tcPr>
           <w:p>
@@ -523,7 +1578,7 @@
         </w:tc>
         <w:tc>
           <w:tcPr>
-            <w:tcW w:type="dxa" w:w="3120"/>
+            <w:tcW w:type="dxa" w:w="2340"/>
             <w:shd w:val="clear" w:fill="DCE6F1"/>
           </w:tcPr>
           <w:p>
@@ -533,13 +1588,20 @@
                 <w:b/>
                 <w:sz w:val="19"/>
               </w:rPr>
-              <w:t>Pin ESP32</w:t>
+              <w:t xml:space="preserve">Pin del ESP32 </w:t>
+            </w:r>
+            <w:r>
+              <w:rPr>
+                <w:b/>
+                <w:sz w:val="19"/>
+              </w:rPr>
+              <w:t>del repetidor</w:t>
             </w:r>
           </w:p>
         </w:tc>
         <w:tc>
           <w:tcPr>
-            <w:tcW w:type="dxa" w:w="3120"/>
+            <w:tcW w:type="dxa" w:w="2340"/>
             <w:shd w:val="clear" w:fill="DCE6F1"/>
           </w:tcPr>
           <w:p>
@@ -553,11 +1615,27 @@
             </w:r>
           </w:p>
         </w:tc>
+        <w:tc>
+          <w:tcPr>
+            <w:tcW w:type="dxa" w:w="2340"/>
+            <w:shd w:val="clear" w:fill="DCE6F1"/>
+          </w:tcPr>
+          <w:p>
+            <w:r/>
+            <w:r>
+              <w:rPr>
+                <w:b/>
+                <w:sz w:val="19"/>
+              </w:rPr>
+              <w:t>⚠️ colisión con el de expansión</w:t>
+            </w:r>
+          </w:p>
+        </w:tc>
       </w:tr>
       <w:tr>
         <w:tc>
           <w:tcPr>
-            <w:tcW w:type="dxa" w:w="3120"/>
+            <w:tcW w:type="dxa" w:w="2340"/>
           </w:tcPr>
           <w:p>
             <w:r/>
@@ -572,7 +1650,7 @@
         </w:tc>
         <w:tc>
           <w:tcPr>
-            <w:tcW w:type="dxa" w:w="3120"/>
+            <w:tcW w:type="dxa" w:w="2340"/>
           </w:tcPr>
           <w:p>
             <w:r/>
@@ -594,7 +1672,7 @@
         </w:tc>
         <w:tc>
           <w:tcPr>
-            <w:tcW w:type="dxa" w:w="3120"/>
+            <w:tcW w:type="dxa" w:w="2340"/>
           </w:tcPr>
           <w:p>
             <w:r/>
@@ -607,11 +1685,33 @@
             </w:r>
           </w:p>
         </w:tc>
+        <w:tc>
+          <w:tcPr>
+            <w:tcW w:type="dxa" w:w="2340"/>
+          </w:tcPr>
+          <w:p>
+            <w:r/>
+            <w:r>
+              <w:rPr>
+                <w:b w:val="0"/>
+                <w:sz w:val="19"/>
+              </w:rPr>
+              <w:t xml:space="preserve">🔴 allí es </w:t>
+            </w:r>
+            <w:r>
+              <w:rPr>
+                <w:b/>
+                <w:sz w:val="19"/>
+              </w:rPr>
+              <w:t>RX del enlace TTL a `J17`</w:t>
+            </w:r>
+          </w:p>
+        </w:tc>
       </w:tr>
       <w:tr>
         <w:tc>
           <w:tcPr>
-            <w:tcW w:type="dxa" w:w="3120"/>
+            <w:tcW w:type="dxa" w:w="2340"/>
           </w:tcPr>
           <w:p>
             <w:r/>
@@ -626,7 +1726,7 @@
         </w:tc>
         <w:tc>
           <w:tcPr>
-            <w:tcW w:type="dxa" w:w="3120"/>
+            <w:tcW w:type="dxa" w:w="2340"/>
           </w:tcPr>
           <w:p>
             <w:r/>
@@ -648,7 +1748,7 @@
         </w:tc>
         <w:tc>
           <w:tcPr>
-            <w:tcW w:type="dxa" w:w="3120"/>
+            <w:tcW w:type="dxa" w:w="2340"/>
           </w:tcPr>
           <w:p>
             <w:r/>
@@ -661,11 +1761,33 @@
             </w:r>
           </w:p>
         </w:tc>
+        <w:tc>
+          <w:tcPr>
+            <w:tcW w:type="dxa" w:w="2340"/>
+          </w:tcPr>
+          <w:p>
+            <w:r/>
+            <w:r>
+              <w:rPr>
+                <w:b w:val="0"/>
+                <w:sz w:val="19"/>
+              </w:rPr>
+              <w:t xml:space="preserve">🔴 allí es </w:t>
+            </w:r>
+            <w:r>
+              <w:rPr>
+                <w:b/>
+                <w:sz w:val="19"/>
+              </w:rPr>
+              <w:t>TX del enlace TTL a `J17`</w:t>
+            </w:r>
+          </w:p>
+        </w:tc>
       </w:tr>
       <w:tr>
         <w:tc>
           <w:tcPr>
-            <w:tcW w:type="dxa" w:w="3120"/>
+            <w:tcW w:type="dxa" w:w="2340"/>
           </w:tcPr>
           <w:p>
             <w:r/>
@@ -680,7 +1802,7 @@
         </w:tc>
         <w:tc>
           <w:tcPr>
-            <w:tcW w:type="dxa" w:w="3120"/>
+            <w:tcW w:type="dxa" w:w="2340"/>
           </w:tcPr>
           <w:p>
             <w:r/>
@@ -702,7 +1824,7 @@
         </w:tc>
         <w:tc>
           <w:tcPr>
-            <w:tcW w:type="dxa" w:w="3120"/>
+            <w:tcW w:type="dxa" w:w="2340"/>
           </w:tcPr>
           <w:p>
             <w:r/>
@@ -715,11 +1837,26 @@
             </w:r>
           </w:p>
         </w:tc>
+        <w:tc>
+          <w:tcPr>
+            <w:tcW w:type="dxa" w:w="2340"/>
+          </w:tcPr>
+          <w:p>
+            <w:r/>
+            <w:r>
+              <w:rPr>
+                <w:b w:val="0"/>
+                <w:sz w:val="19"/>
+              </w:rPr>
+              <w:t>—</w:t>
+            </w:r>
+          </w:p>
+        </w:tc>
       </w:tr>
       <w:tr>
         <w:tc>
           <w:tcPr>
-            <w:tcW w:type="dxa" w:w="3120"/>
+            <w:tcW w:type="dxa" w:w="2340"/>
           </w:tcPr>
           <w:p>
             <w:r/>
@@ -734,7 +1871,7 @@
         </w:tc>
         <w:tc>
           <w:tcPr>
-            <w:tcW w:type="dxa" w:w="3120"/>
+            <w:tcW w:type="dxa" w:w="2340"/>
           </w:tcPr>
           <w:p>
             <w:r/>
@@ -756,7 +1893,7 @@
         </w:tc>
         <w:tc>
           <w:tcPr>
-            <w:tcW w:type="dxa" w:w="3120"/>
+            <w:tcW w:type="dxa" w:w="2340"/>
           </w:tcPr>
           <w:p>
             <w:r/>
@@ -769,11 +1906,26 @@
             </w:r>
           </w:p>
         </w:tc>
+        <w:tc>
+          <w:tcPr>
+            <w:tcW w:type="dxa" w:w="2340"/>
+          </w:tcPr>
+          <w:p>
+            <w:r/>
+            <w:r>
+              <w:rPr>
+                <w:b w:val="0"/>
+                <w:sz w:val="19"/>
+              </w:rPr>
+              <w:t>—</w:t>
+            </w:r>
+          </w:p>
+        </w:tc>
       </w:tr>
       <w:tr>
         <w:tc>
           <w:tcPr>
-            <w:tcW w:type="dxa" w:w="3120"/>
+            <w:tcW w:type="dxa" w:w="2340"/>
           </w:tcPr>
           <w:p>
             <w:r/>
@@ -788,7 +1940,7 @@
         </w:tc>
         <w:tc>
           <w:tcPr>
-            <w:tcW w:type="dxa" w:w="3120"/>
+            <w:tcW w:type="dxa" w:w="2340"/>
           </w:tcPr>
           <w:p>
             <w:r/>
@@ -810,7 +1962,7 @@
         </w:tc>
         <w:tc>
           <w:tcPr>
-            <w:tcW w:type="dxa" w:w="3120"/>
+            <w:tcW w:type="dxa" w:w="2340"/>
           </w:tcPr>
           <w:p>
             <w:r/>
@@ -823,11 +1975,26 @@
             </w:r>
           </w:p>
         </w:tc>
+        <w:tc>
+          <w:tcPr>
+            <w:tcW w:type="dxa" w:w="2340"/>
+          </w:tcPr>
+          <w:p>
+            <w:r/>
+            <w:r>
+              <w:rPr>
+                <w:b w:val="0"/>
+                <w:sz w:val="19"/>
+              </w:rPr>
+              <w:t>—</w:t>
+            </w:r>
+          </w:p>
+        </w:tc>
       </w:tr>
       <w:tr>
         <w:tc>
           <w:tcPr>
-            <w:tcW w:type="dxa" w:w="3120"/>
+            <w:tcW w:type="dxa" w:w="2340"/>
           </w:tcPr>
           <w:p>
             <w:r/>
@@ -842,7 +2009,7 @@
         </w:tc>
         <w:tc>
           <w:tcPr>
-            <w:tcW w:type="dxa" w:w="3120"/>
+            <w:tcW w:type="dxa" w:w="2340"/>
           </w:tcPr>
           <w:p>
             <w:r/>
@@ -864,7 +2031,7 @@
         </w:tc>
         <w:tc>
           <w:tcPr>
-            <w:tcW w:type="dxa" w:w="3120"/>
+            <w:tcW w:type="dxa" w:w="2340"/>
           </w:tcPr>
           <w:p>
             <w:r/>
@@ -874,6 +2041,28 @@
                 <w:sz w:val="19"/>
               </w:rPr>
               <w:t>Control RS485</w:t>
+            </w:r>
+          </w:p>
+        </w:tc>
+        <w:tc>
+          <w:tcPr>
+            <w:tcW w:type="dxa" w:w="2340"/>
+          </w:tcPr>
+          <w:p>
+            <w:r/>
+            <w:r>
+              <w:rPr>
+                <w:b w:val="0"/>
+                <w:sz w:val="19"/>
+              </w:rPr>
+              <w:t xml:space="preserve">🔴 allí es </w:t>
+            </w:r>
+            <w:r>
+              <w:rPr>
+                <w:b/>
+                <w:sz w:val="19"/>
+              </w:rPr>
+              <w:t>`SCL` del I²C del `DS3231`</w:t>
             </w:r>
           </w:p>
         </w:tc>
@@ -894,6 +2083,125 @@
           <w:sz w:val="21"/>
         </w:rPr>
         <w:t>*Nota:* Las radios E90-DTU en bornera RS485 conmutan automáticamente TX/RX por hardware interno.</w:t>
+      </w:r>
+    </w:p>
+    <w:p>
+      <w:pPr>
+        <w:spacing w:after="160"/>
+        <w:ind w:left="360"/>
+        <w:shd w:val="clear" w:fill="FFF4E5"/>
+      </w:pPr>
+      <w:r>
+        <w:rPr>
+          <w:b/>
+          <w:color w:val="960000"/>
+          <w:sz w:val="20"/>
+        </w:rPr>
+        <w:t>La diferencia que no se ve en la tabla y decide el cableado:</w:t>
+      </w:r>
+      <w:r>
+        <w:rPr>
+          <w:b w:val="0"/>
+          <w:color w:val="960000"/>
+          <w:sz w:val="20"/>
+        </w:rPr>
+        <w:t xml:space="preserve"> aquí </w:t>
+      </w:r>
+      <w:r>
+        <w:rPr>
+          <w:rFonts w:ascii="Consolas" w:hAnsi="Consolas"/>
+          <w:color w:val="960000"/>
+          <w:sz w:val="20"/>
+        </w:rPr>
+        <w:t>GPIO16</w:t>
+      </w:r>
+      <w:r>
+        <w:rPr>
+          <w:b w:val="0"/>
+          <w:color w:val="960000"/>
+          <w:sz w:val="20"/>
+        </w:rPr>
+        <w:t>/</w:t>
+      </w:r>
+      <w:r>
+        <w:rPr>
+          <w:rFonts w:ascii="Consolas" w:hAnsi="Consolas"/>
+          <w:color w:val="960000"/>
+          <w:sz w:val="20"/>
+        </w:rPr>
+        <w:t>GPIO17</w:t>
+      </w:r>
+      <w:r>
+        <w:rPr>
+          <w:b w:val="0"/>
+          <w:color w:val="960000"/>
+          <w:sz w:val="20"/>
+        </w:rPr>
+        <w:t xml:space="preserve"> van a las radios </w:t>
+      </w:r>
+      <w:r>
+        <w:rPr>
+          <w:b/>
+          <w:color w:val="960000"/>
+          <w:sz w:val="20"/>
+        </w:rPr>
+        <w:t>a través de transceptores MAX3485</w:t>
+      </w:r>
+      <w:r>
+        <w:rPr>
+          <w:b w:val="0"/>
+          <w:color w:val="960000"/>
+          <w:sz w:val="20"/>
+        </w:rPr>
+        <w:t xml:space="preserve"> (§3.0). En el ESP32 de expansión los mismos dos pines van </w:t>
+      </w:r>
+      <w:r>
+        <w:rPr>
+          <w:b/>
+          <w:color w:val="960000"/>
+          <w:sz w:val="20"/>
+        </w:rPr>
+        <w:t>en TTL directo</w:t>
+      </w:r>
+      <w:r>
+        <w:rPr>
+          <w:b w:val="0"/>
+          <w:color w:val="960000"/>
+          <w:sz w:val="20"/>
+        </w:rPr>
+        <w:t xml:space="preserve"> al conector </w:t>
+      </w:r>
+      <w:r>
+        <w:rPr>
+          <w:rFonts w:ascii="Consolas" w:hAnsi="Consolas"/>
+          <w:color w:val="960000"/>
+          <w:sz w:val="20"/>
+        </w:rPr>
+        <w:t>J17</w:t>
+      </w:r>
+      <w:r>
+        <w:rPr>
+          <w:b w:val="0"/>
+          <w:color w:val="960000"/>
+          <w:sz w:val="20"/>
+        </w:rPr>
+        <w:t xml:space="preserve"> del semáforo, </w:t>
+      </w:r>
+      <w:r>
+        <w:rPr>
+          <w:b/>
+          <w:color w:val="960000"/>
+          <w:sz w:val="20"/>
+        </w:rPr>
+        <w:t>sin transceptor de por medio</w:t>
+      </w:r>
+      <w:r>
+        <w:rPr>
+          <w:b w:val="0"/>
+          <w:color w:val="960000"/>
+          <w:sz w:val="20"/>
+        </w:rPr>
+        <w:t>. Mismo número de pin, dos niveles eléctricos distintos y dos destinos distintos.</w:t>
       </w:r>
     </w:p>
     <w:p>
@@ -2770,14 +4078,14 @@
           <w:b/>
           <w:sz w:val="21"/>
         </w:rPr>
-        <w:t>El ESP32 no lleva watchdog.</w:t>
+        <w:t>El ESP32 del repetidor no lleva watchdog.</w:t>
       </w:r>
       <w:r>
         <w:rPr>
           <w:b w:val="0"/>
           <w:sz w:val="21"/>
         </w:rPr>
-        <w:t xml:space="preserve"> Si se cuelga, Maestro y Esclavo lo detectan por su cuenta y pasan a</w:t>
+        <w:t xml:space="preserve"> Si se cuelga, Maestro y Esclavo lo detectan por su</w:t>
       </w:r>
     </w:p>
     <w:p>
@@ -2789,7 +4097,210 @@
           <w:b w:val="0"/>
           <w:sz w:val="21"/>
         </w:rPr>
-        <w:t>Ámbar intermitente a los 25 s (fail-safe, SFTY-6), pero el repetidor requiere corte de energía para recuperarse.</w:t>
+        <w:t>cuenta y pasan a Ámbar intermitente a los 25 s (fail-safe, SFTY-6), pero el repetidor requiere corte</w:t>
+      </w:r>
+    </w:p>
+    <w:p>
+      <w:pPr>
+        <w:spacing w:after="120"/>
+      </w:pPr>
+      <w:r>
+        <w:rPr>
+          <w:b w:val="0"/>
+          <w:sz w:val="21"/>
+        </w:rPr>
+        <w:t>de energía para recuperarse.</w:t>
+      </w:r>
+    </w:p>
+    <w:p>
+      <w:pPr>
+        <w:spacing w:after="160"/>
+        <w:ind w:left="360"/>
+        <w:shd w:val="clear" w:fill="FFF4E5"/>
+      </w:pPr>
+      <w:r>
+        <w:rPr>
+          <w:b w:val="0"/>
+          <w:color w:val="960000"/>
+          <w:sz w:val="20"/>
+        </w:rPr>
+        <w:t xml:space="preserve">⚠️ </w:t>
+      </w:r>
+      <w:r>
+        <w:rPr>
+          <w:b/>
+          <w:color w:val="960000"/>
+          <w:sz w:val="20"/>
+        </w:rPr>
+        <w:t>Esta frase es del ESP32 DEL REPETIDOR, y no se puede trasladar al otro.</w:t>
+      </w:r>
+      <w:r>
+        <w:rPr>
+          <w:b w:val="0"/>
+          <w:color w:val="960000"/>
+          <w:sz w:val="20"/>
+        </w:rPr>
+        <w:t xml:space="preserve"> El ESP32 de expansión </w:t>
+      </w:r>
+      <w:r>
+        <w:rPr>
+          <w:b/>
+          <w:color w:val="960000"/>
+          <w:sz w:val="20"/>
+        </w:rPr>
+        <w:t>sí</w:t>
+      </w:r>
+      <w:r>
+        <w:rPr>
+          <w:b w:val="0"/>
+          <w:color w:val="960000"/>
+          <w:sz w:val="20"/>
+        </w:rPr>
+        <w:t xml:space="preserve"> lleva watchdog (</w:t>
+      </w:r>
+      <w:r>
+        <w:rPr>
+          <w:rFonts w:ascii="Consolas" w:hAnsi="Consolas"/>
+          <w:color w:val="960000"/>
+          <w:sz w:val="20"/>
+        </w:rPr>
+        <w:t>01_Firmware/ESP32_Expansion/src/vigilante.cpp</w:t>
+      </w:r>
+      <w:r>
+        <w:rPr>
+          <w:b w:val="0"/>
+          <w:color w:val="960000"/>
+          <w:sz w:val="20"/>
+        </w:rPr>
+        <w:t xml:space="preserve">, sobre </w:t>
+      </w:r>
+      <w:r>
+        <w:rPr>
+          <w:rFonts w:ascii="Consolas" w:hAnsi="Consolas"/>
+          <w:color w:val="960000"/>
+          <w:sz w:val="20"/>
+        </w:rPr>
+        <w:t>esp_task_wdt_*</w:t>
+      </w:r>
+      <w:r>
+        <w:rPr>
+          <w:b w:val="0"/>
+          <w:color w:val="960000"/>
+          <w:sz w:val="20"/>
+        </w:rPr>
+        <w:t xml:space="preserve">), y además </w:t>
+      </w:r>
+      <w:r>
+        <w:rPr>
+          <w:b/>
+          <w:color w:val="960000"/>
+          <w:sz w:val="20"/>
+        </w:rPr>
+        <w:t>su caída no la detecta nadie en el equipo</w:t>
+      </w:r>
+      <w:r>
+        <w:rPr>
+          <w:b w:val="0"/>
+          <w:color w:val="960000"/>
+          <w:sz w:val="20"/>
+        </w:rPr>
+        <w:t xml:space="preserve">: SFTY-6 vigila el enlace de radio, no el conector </w:t>
+      </w:r>
+      <w:r>
+        <w:rPr>
+          <w:rFonts w:ascii="Consolas" w:hAnsi="Consolas"/>
+          <w:color w:val="960000"/>
+          <w:sz w:val="20"/>
+        </w:rPr>
+        <w:t>J17</w:t>
+      </w:r>
+      <w:r>
+        <w:rPr>
+          <w:b w:val="0"/>
+          <w:color w:val="960000"/>
+          <w:sz w:val="20"/>
+        </w:rPr>
+        <w:t xml:space="preserve">, así que un ESP32 de expansión colgado </w:t>
+      </w:r>
+      <w:r>
+        <w:rPr>
+          <w:b/>
+          <w:color w:val="960000"/>
+          <w:sz w:val="20"/>
+        </w:rPr>
+        <w:t>no dispara nada</w:t>
+      </w:r>
+      <w:r>
+        <w:rPr>
+          <w:b w:val="0"/>
+          <w:color w:val="960000"/>
+          <w:sz w:val="20"/>
+        </w:rPr>
+        <w:t xml:space="preserve"> y el STM32 sigue ciclando sin enterarse. Son dos situaciones opuestas —aquí el sistema </w:t>
+      </w:r>
+      <w:r>
+        <w:rPr>
+          <w:b/>
+          <w:color w:val="960000"/>
+          <w:sz w:val="20"/>
+        </w:rPr>
+        <w:t>sí</w:t>
+      </w:r>
+      <w:r>
+        <w:rPr>
+          <w:b w:val="0"/>
+          <w:color w:val="960000"/>
+          <w:sz w:val="20"/>
+        </w:rPr>
+        <w:t xml:space="preserve"> reacciona, allí </w:t>
+      </w:r>
+      <w:r>
+        <w:rPr>
+          <w:b/>
+          <w:color w:val="960000"/>
+          <w:sz w:val="20"/>
+        </w:rPr>
+        <w:t>no</w:t>
+      </w:r>
+      <w:r>
+        <w:rPr>
+          <w:b w:val="0"/>
+          <w:color w:val="960000"/>
+          <w:sz w:val="20"/>
+        </w:rPr>
+        <w:t xml:space="preserve">— y confundirlas manda a buscar la causa al poste equivocado. Ver </w:t>
+      </w:r>
+      <w:r>
+        <w:rPr>
+          <w:rFonts w:ascii="Consolas" w:hAnsi="Consolas"/>
+          <w:color w:val="960000"/>
+          <w:sz w:val="20"/>
+        </w:rPr>
+        <w:t>18_Especificacion_Firmware_ESP32.md</w:t>
+      </w:r>
+      <w:r>
+        <w:rPr>
+          <w:b w:val="0"/>
+          <w:color w:val="960000"/>
+          <w:sz w:val="20"/>
+        </w:rPr>
+        <w:t xml:space="preserve"> §4.2 y </w:t>
+      </w:r>
+      <w:r>
+        <w:rPr>
+          <w:rFonts w:ascii="Consolas" w:hAnsi="Consolas"/>
+          <w:color w:val="960000"/>
+          <w:sz w:val="20"/>
+        </w:rPr>
+        <w:t>AB-1</w:t>
+      </w:r>
+      <w:r>
+        <w:rPr>
+          <w:b w:val="0"/>
+          <w:color w:val="960000"/>
+          <w:sz w:val="20"/>
+        </w:rPr>
+        <w:t>.</w:t>
       </w:r>
     </w:p>
     <w:p>
@@ -4197,6 +5708,356 @@
           <w:sz w:val="21"/>
         </w:rPr>
         <w:t>USB cuántos bytes llegan de cada lado, cada 2 segundos:</w:t>
+      </w:r>
+    </w:p>
+    <w:p>
+      <w:pPr>
+        <w:spacing w:after="160"/>
+        <w:ind w:left="360"/>
+        <w:shd w:val="clear" w:fill="FFF4E5"/>
+      </w:pPr>
+      <w:r>
+        <w:rPr>
+          <w:b w:val="0"/>
+          <w:color w:val="960000"/>
+          <w:sz w:val="20"/>
+        </w:rPr>
+        <w:t xml:space="preserve">🛑 </w:t>
+      </w:r>
+      <w:r>
+        <w:rPr>
+          <w:b/>
+          <w:color w:val="960000"/>
+          <w:sz w:val="20"/>
+        </w:rPr>
+        <w:t>ANTES DE TECLEAR ESTO: confirme que el ESP32 que tiene enchufado es el del POSTE REPETIDOR.</w:t>
+      </w:r>
+      <w:r>
+        <w:rPr>
+          <w:b w:val="0"/>
+          <w:color w:val="960000"/>
+          <w:sz w:val="20"/>
+        </w:rPr>
+        <w:t xml:space="preserve"> Estos tres comandos se lanzan desde </w:t>
+      </w:r>
+      <w:r>
+        <w:rPr>
+          <w:rFonts w:ascii="Consolas" w:hAnsi="Consolas"/>
+          <w:color w:val="960000"/>
+          <w:sz w:val="20"/>
+        </w:rPr>
+        <w:t>01_Firmware/Repetidor/</w:t>
+      </w:r>
+      <w:r>
+        <w:rPr>
+          <w:b w:val="0"/>
+          <w:color w:val="960000"/>
+          <w:sz w:val="20"/>
+        </w:rPr>
+        <w:t xml:space="preserve"> y cargan el firmware </w:t>
+      </w:r>
+      <w:r>
+        <w:rPr>
+          <w:b/>
+          <w:color w:val="960000"/>
+          <w:sz w:val="20"/>
+        </w:rPr>
+        <w:t>del repetidor</w:t>
+      </w:r>
+      <w:r>
+        <w:rPr>
+          <w:b w:val="0"/>
+          <w:color w:val="960000"/>
+          <w:sz w:val="20"/>
+        </w:rPr>
+        <w:t xml:space="preserve">. Si el módulo conectado es un </w:t>
+      </w:r>
+      <w:r>
+        <w:rPr>
+          <w:b/>
+          <w:color w:val="960000"/>
+          <w:sz w:val="20"/>
+        </w:rPr>
+        <w:t>ESP32 de expansión</w:t>
+      </w:r>
+      <w:r>
+        <w:rPr>
+          <w:b w:val="0"/>
+          <w:color w:val="960000"/>
+          <w:sz w:val="20"/>
+        </w:rPr>
+        <w:t xml:space="preserve"> —el que cuelga de </w:t>
+      </w:r>
+      <w:r>
+        <w:rPr>
+          <w:rFonts w:ascii="Consolas" w:hAnsi="Consolas"/>
+          <w:color w:val="960000"/>
+          <w:sz w:val="20"/>
+        </w:rPr>
+        <w:t>J17</w:t>
+      </w:r>
+      <w:r>
+        <w:rPr>
+          <w:b w:val="0"/>
+          <w:color w:val="960000"/>
+          <w:sz w:val="20"/>
+        </w:rPr>
+        <w:t xml:space="preserve"> en un poste de semáforo—, esta carga </w:t>
+      </w:r>
+      <w:r>
+        <w:rPr>
+          <w:b/>
+          <w:color w:val="960000"/>
+          <w:sz w:val="20"/>
+        </w:rPr>
+        <w:t>le deja el equipo sin la única interfaz que le queda</w:t>
+      </w:r>
+      <w:r>
+        <w:rPr>
+          <w:b w:val="0"/>
+          <w:color w:val="960000"/>
+          <w:sz w:val="20"/>
+        </w:rPr>
+        <w:t xml:space="preserve">: sin pantalla, sin pulsadores y sin mando, toda la operación pasa por la app, y la app pasa por ese ESP32. El semáforo seguiría ciclando, pero </w:t>
+      </w:r>
+      <w:r>
+        <w:rPr>
+          <w:b/>
+          <w:color w:val="960000"/>
+          <w:sz w:val="20"/>
+        </w:rPr>
+        <w:t>nadie podría mandarle nada</w:t>
+      </w:r>
+      <w:r>
+        <w:rPr>
+          <w:b w:val="0"/>
+          <w:color w:val="960000"/>
+          <w:sz w:val="20"/>
+        </w:rPr>
+        <w:t xml:space="preserve">. El síntoma es engañoso: el módulo enciende, el LED de alimentación queda fijo y por consola aparece el encabezado del repetidor. </w:t>
+      </w:r>
+      <w:r>
+        <w:rPr>
+          <w:b/>
+          <w:color w:val="960000"/>
+          <w:sz w:val="20"/>
+        </w:rPr>
+        <w:t>Parece que funciona.</w:t>
+      </w:r>
+      <w:r>
+        <w:rPr>
+          <w:b w:val="0"/>
+          <w:color w:val="960000"/>
+          <w:sz w:val="20"/>
+        </w:rPr>
+        <w:t xml:space="preserve"> </w:t>
+      </w:r>
+      <w:r>
+        <w:rPr>
+          <w:b/>
+          <w:color w:val="960000"/>
+          <w:sz w:val="20"/>
+        </w:rPr>
+        <w:t>Cómo se distingue en treinta segundos, sin abrir un fichero:</w:t>
+      </w:r>
+      <w:r>
+        <w:rPr>
+          <w:b w:val="0"/>
+          <w:color w:val="960000"/>
+          <w:sz w:val="20"/>
+        </w:rPr>
+        <w:t xml:space="preserve"> un ESP32 </w:t>
+      </w:r>
+      <w:r>
+        <w:rPr>
+          <w:b/>
+          <w:color w:val="960000"/>
+          <w:sz w:val="20"/>
+        </w:rPr>
+        <w:t>de expansión</w:t>
+      </w:r>
+      <w:r>
+        <w:rPr>
+          <w:b w:val="0"/>
+          <w:color w:val="960000"/>
+          <w:sz w:val="20"/>
+        </w:rPr>
+        <w:t xml:space="preserve"> tiene un cable de datos hacia el </w:t>
+      </w:r>
+      <w:r>
+        <w:rPr>
+          <w:b/>
+          <w:color w:val="960000"/>
+          <w:sz w:val="20"/>
+        </w:rPr>
+        <w:t>conector `J17` de la tarjeta del semáforo</w:t>
+      </w:r>
+      <w:r>
+        <w:rPr>
+          <w:b w:val="0"/>
+          <w:color w:val="960000"/>
+          <w:sz w:val="20"/>
+        </w:rPr>
+        <w:t xml:space="preserve"> y, si el reloj está montado, un módulo </w:t>
+      </w:r>
+      <w:r>
+        <w:rPr>
+          <w:rFonts w:ascii="Consolas" w:hAnsi="Consolas"/>
+          <w:color w:val="960000"/>
+          <w:sz w:val="20"/>
+        </w:rPr>
+        <w:t>DS3231</w:t>
+      </w:r>
+      <w:r>
+        <w:rPr>
+          <w:b w:val="0"/>
+          <w:color w:val="960000"/>
+          <w:sz w:val="20"/>
+        </w:rPr>
+        <w:t xml:space="preserve"> (</w:t>
+      </w:r>
+      <w:r>
+        <w:rPr>
+          <w:rFonts w:ascii="Consolas" w:hAnsi="Consolas"/>
+          <w:color w:val="960000"/>
+          <w:sz w:val="20"/>
+        </w:rPr>
+        <w:t>ZS-042</w:t>
+      </w:r>
+      <w:r>
+        <w:rPr>
+          <w:b w:val="0"/>
+          <w:color w:val="960000"/>
+          <w:sz w:val="20"/>
+        </w:rPr>
+        <w:t xml:space="preserve">) colgado de </w:t>
+      </w:r>
+      <w:r>
+        <w:rPr>
+          <w:rFonts w:ascii="Consolas" w:hAnsi="Consolas"/>
+          <w:color w:val="960000"/>
+          <w:sz w:val="20"/>
+        </w:rPr>
+        <w:t>GPIO21</w:t>
+      </w:r>
+      <w:r>
+        <w:rPr>
+          <w:b w:val="0"/>
+          <w:color w:val="960000"/>
+          <w:sz w:val="20"/>
+        </w:rPr>
+        <w:t>/</w:t>
+      </w:r>
+      <w:r>
+        <w:rPr>
+          <w:rFonts w:ascii="Consolas" w:hAnsi="Consolas"/>
+          <w:color w:val="960000"/>
+          <w:sz w:val="20"/>
+        </w:rPr>
+        <w:t>GPIO22</w:t>
+      </w:r>
+      <w:r>
+        <w:rPr>
+          <w:b w:val="0"/>
+          <w:color w:val="960000"/>
+          <w:sz w:val="20"/>
+        </w:rPr>
+        <w:t xml:space="preserve">. Un ESP32 </w:t>
+      </w:r>
+      <w:r>
+        <w:rPr>
+          <w:b/>
+          <w:color w:val="960000"/>
+          <w:sz w:val="20"/>
+        </w:rPr>
+        <w:t>del repetidor</w:t>
+      </w:r>
+      <w:r>
+        <w:rPr>
+          <w:b w:val="0"/>
+          <w:color w:val="960000"/>
+          <w:sz w:val="20"/>
+        </w:rPr>
+        <w:t xml:space="preserve"> tiene </w:t>
+      </w:r>
+      <w:r>
+        <w:rPr>
+          <w:b/>
+          <w:color w:val="960000"/>
+          <w:sz w:val="20"/>
+        </w:rPr>
+        <w:t>dos radios</w:t>
+      </w:r>
+      <w:r>
+        <w:rPr>
+          <w:b w:val="0"/>
+          <w:color w:val="960000"/>
+          <w:sz w:val="20"/>
+        </w:rPr>
+        <w:t xml:space="preserve"> y sus transceptores MAX3485, y </w:t>
+      </w:r>
+      <w:r>
+        <w:rPr>
+          <w:b/>
+          <w:color w:val="960000"/>
+          <w:sz w:val="20"/>
+        </w:rPr>
+        <w:t>ningún</w:t>
+      </w:r>
+      <w:r>
+        <w:rPr>
+          <w:b w:val="0"/>
+          <w:color w:val="960000"/>
+          <w:sz w:val="20"/>
+        </w:rPr>
+        <w:t xml:space="preserve"> cable hacia una tarjeta de semáforo. </w:t>
+      </w:r>
+      <w:r>
+        <w:rPr>
+          <w:b/>
+          <w:color w:val="960000"/>
+          <w:sz w:val="20"/>
+        </w:rPr>
+        <w:t>Firmware de expansión</w:t>
+      </w:r>
+      <w:r>
+        <w:rPr>
+          <w:b w:val="0"/>
+          <w:color w:val="960000"/>
+          <w:sz w:val="20"/>
+        </w:rPr>
+        <w:t xml:space="preserve"> — otro directorio, otro entorno, y </w:t>
+      </w:r>
+      <w:r>
+        <w:rPr>
+          <w:b/>
+          <w:color w:val="960000"/>
+          <w:sz w:val="20"/>
+        </w:rPr>
+        <w:t>no es intercambiable</w:t>
+      </w:r>
+      <w:r>
+        <w:rPr>
+          <w:b w:val="0"/>
+          <w:color w:val="960000"/>
+          <w:sz w:val="20"/>
+        </w:rPr>
+        <w:t>: ``</w:t>
+      </w:r>
+      <w:r>
+        <w:rPr>
+          <w:rFonts w:ascii="Consolas" w:hAnsi="Consolas"/>
+          <w:color w:val="960000"/>
+          <w:sz w:val="20"/>
+        </w:rPr>
+        <w:t xml:space="preserve">bash pio run -e esp32_expansion -t upload    # desde 01_Firmware/ESP32_Expansion/ </w:t>
+      </w:r>
+      <w:r>
+        <w:rPr>
+          <w:rFonts w:ascii="Consolas" w:hAnsi="Consolas"/>
+          <w:color w:val="960000"/>
+          <w:sz w:val="20"/>
+        </w:rPr>
       </w:r>
     </w:p>
     <w:p>

--- a/05_Funcional/5_Manual_Puente_ESP32.docx
+++ b/05_Funcional/5_Manual_Puente_ESP32.docx
@@ -372,6 +372,86 @@
           <w:color w:val="960000"/>
           <w:sz w:val="20"/>
         </w:rPr>
+        <w:t>Cómo se llama en Bluetooth</w:t>
+      </w:r>
+      <w:r>
+        <w:rPr>
+          <w:b w:val="0"/>
+          <w:color w:val="960000"/>
+          <w:sz w:val="20"/>
+        </w:rPr>
+        <w:t xml:space="preserve"> | 🔵 </w:t>
+      </w:r>
+      <w:r>
+        <w:rPr>
+          <w:b/>
+          <w:color w:val="960000"/>
+          <w:sz w:val="20"/>
+        </w:rPr>
+        <w:t>se auto-rotula `SEM-&lt;serie&gt;-M` o `SEM-&lt;serie&gt;-E`</w:t>
+      </w:r>
+      <w:r>
+        <w:rPr>
+          <w:b w:val="0"/>
+          <w:color w:val="960000"/>
+          <w:sz w:val="20"/>
+        </w:rPr>
+        <w:t xml:space="preserve"> *(y </w:t>
+      </w:r>
+      <w:r>
+        <w:rPr>
+          <w:rFonts w:ascii="Consolas" w:hAnsi="Consolas"/>
+          <w:color w:val="960000"/>
+          <w:sz w:val="20"/>
+        </w:rPr>
+        <w:t>SEM-SIN-MATRICULA</w:t>
+      </w:r>
+      <w:r>
+        <w:rPr>
+          <w:b w:val="0"/>
+          <w:color w:val="960000"/>
+          <w:sz w:val="20"/>
+        </w:rPr>
+        <w:t xml:space="preserve"> mientras no lo ha aprendido)* | </w:t>
+      </w:r>
+      <w:r>
+        <w:rPr>
+          <w:b/>
+          <w:color w:val="960000"/>
+          <w:sz w:val="20"/>
+        </w:rPr>
+        <w:t>no ofrece Bluetooth SPP.</w:t>
+      </w:r>
+      <w:r>
+        <w:rPr>
+          <w:b w:val="0"/>
+          <w:color w:val="960000"/>
+          <w:sz w:val="20"/>
+        </w:rPr>
+        <w:t xml:space="preserve"> Si busca un </w:t>
+      </w:r>
+      <w:r>
+        <w:rPr>
+          <w:rFonts w:ascii="Consolas" w:hAnsi="Consolas"/>
+          <w:color w:val="960000"/>
+          <w:sz w:val="20"/>
+        </w:rPr>
+        <w:t>SEM-…</w:t>
+      </w:r>
+      <w:r>
+        <w:rPr>
+          <w:b w:val="0"/>
+          <w:color w:val="960000"/>
+          <w:sz w:val="20"/>
+        </w:rPr>
+        <w:t xml:space="preserve"> y no sale, puede que tenga delante el otro | | </w:t>
+      </w:r>
+      <w:r>
+        <w:rPr>
+          <w:b/>
+          <w:color w:val="960000"/>
+          <w:sz w:val="20"/>
+        </w:rPr>
         <w:t>Estado hoy</w:t>
       </w:r>
       <w:r>
@@ -460,7 +540,375 @@
           <w:color w:val="960000"/>
           <w:sz w:val="20"/>
         </w:rPr>
-        <w:t xml:space="preserve"> | ### 🔴 Los tres GPIO que colisionan — MEDIDO el 31/08 No es un parecido: es </w:t>
+        <w:t xml:space="preserve"> | ### 🔵 04/09 — LA FORMA MÁS BARATA DE SABER QUÉ PLACA TIENE DELANTE, ANTES DE CARGAR NADA </w:t>
+      </w:r>
+      <w:r>
+        <w:rPr>
+          <w:b/>
+          <w:color w:val="960000"/>
+          <w:sz w:val="20"/>
+        </w:rPr>
+        <w:t>Desde el 04/09 el ESP32 de EXPANSIÓN dice de qué poste cuelga en su propio nombre Bluetooth.</w:t>
+      </w:r>
+      <w:r>
+        <w:rPr>
+          <w:b w:val="0"/>
+          <w:color w:val="960000"/>
+          <w:sz w:val="20"/>
+        </w:rPr>
+        <w:t xml:space="preserve"> No es una opción de compilación —el mismo binario sirve a las dos puntas—: </w:t>
+      </w:r>
+      <w:r>
+        <w:rPr>
+          <w:b/>
+          <w:color w:val="960000"/>
+          <w:sz w:val="20"/>
+        </w:rPr>
+        <w:t>lo aprende del campo `NODE:` de la trama `$STATUS`</w:t>
+      </w:r>
+      <w:r>
+        <w:rPr>
+          <w:b w:val="0"/>
+          <w:color w:val="960000"/>
+          <w:sz w:val="20"/>
+        </w:rPr>
+        <w:t xml:space="preserve"> que le manda la tarjeta del semáforo. </w:t>
+      </w:r>
+      <w:r>
+        <w:rPr>
+          <w:b/>
+          <w:color w:val="960000"/>
+          <w:sz w:val="20"/>
+        </w:rPr>
+        <w:t>MEDIDO en `01_Firmware/ESP32_Expansion/src/transporte_app.cpp:80-114`</w:t>
+      </w:r>
+      <w:r>
+        <w:rPr>
+          <w:b w:val="0"/>
+          <w:color w:val="960000"/>
+          <w:sz w:val="20"/>
+        </w:rPr>
+        <w:t xml:space="preserve"> y </w:t>
+      </w:r>
+      <w:r>
+        <w:rPr>
+          <w:rFonts w:ascii="Consolas" w:hAnsi="Consolas"/>
+          <w:color w:val="960000"/>
+          <w:sz w:val="20"/>
+        </w:rPr>
+        <w:t>include/contrato.h:258-259</w:t>
+      </w:r>
+      <w:r>
+        <w:rPr>
+          <w:b w:val="0"/>
+          <w:color w:val="960000"/>
+          <w:sz w:val="20"/>
+        </w:rPr>
+        <w:t xml:space="preserve">. | en la lista de Bluetooth del teléfono | qué placa es | |---|---| | </w:t>
+      </w:r>
+      <w:r>
+        <w:rPr>
+          <w:b/>
+          <w:color w:val="960000"/>
+          <w:sz w:val="20"/>
+        </w:rPr>
+        <w:t>`SEM-&lt;serie&gt;-M`</w:t>
+      </w:r>
+      <w:r>
+        <w:rPr>
+          <w:b w:val="0"/>
+          <w:color w:val="960000"/>
+          <w:sz w:val="20"/>
+        </w:rPr>
+        <w:t xml:space="preserve"> | ESP32 de </w:t>
+      </w:r>
+      <w:r>
+        <w:rPr>
+          <w:b/>
+          <w:color w:val="960000"/>
+          <w:sz w:val="20"/>
+        </w:rPr>
+        <w:t>expansión</w:t>
+      </w:r>
+      <w:r>
+        <w:rPr>
+          <w:b w:val="0"/>
+          <w:color w:val="960000"/>
+          <w:sz w:val="20"/>
+        </w:rPr>
+        <w:t xml:space="preserve">, colgado del poste </w:t>
+      </w:r>
+      <w:r>
+        <w:rPr>
+          <w:b/>
+          <w:color w:val="960000"/>
+          <w:sz w:val="20"/>
+        </w:rPr>
+        <w:t>MAESTRO</w:t>
+      </w:r>
+      <w:r>
+        <w:rPr>
+          <w:b w:val="0"/>
+          <w:color w:val="960000"/>
+          <w:sz w:val="20"/>
+        </w:rPr>
+        <w:t xml:space="preserve"> | | </w:t>
+      </w:r>
+      <w:r>
+        <w:rPr>
+          <w:b/>
+          <w:color w:val="960000"/>
+          <w:sz w:val="20"/>
+        </w:rPr>
+        <w:t>`SEM-&lt;serie&gt;-E`</w:t>
+      </w:r>
+      <w:r>
+        <w:rPr>
+          <w:b w:val="0"/>
+          <w:color w:val="960000"/>
+          <w:sz w:val="20"/>
+        </w:rPr>
+        <w:t xml:space="preserve"> | ESP32 de </w:t>
+      </w:r>
+      <w:r>
+        <w:rPr>
+          <w:b/>
+          <w:color w:val="960000"/>
+          <w:sz w:val="20"/>
+        </w:rPr>
+        <w:t>expansión</w:t>
+      </w:r>
+      <w:r>
+        <w:rPr>
+          <w:b w:val="0"/>
+          <w:color w:val="960000"/>
+          <w:sz w:val="20"/>
+        </w:rPr>
+        <w:t xml:space="preserve">, colgado del poste </w:t>
+      </w:r>
+      <w:r>
+        <w:rPr>
+          <w:b/>
+          <w:color w:val="960000"/>
+          <w:sz w:val="20"/>
+        </w:rPr>
+        <w:t>ESCLAVO</w:t>
+      </w:r>
+      <w:r>
+        <w:rPr>
+          <w:b w:val="0"/>
+          <w:color w:val="960000"/>
+          <w:sz w:val="20"/>
+        </w:rPr>
+        <w:t xml:space="preserve"> | | </w:t>
+      </w:r>
+      <w:r>
+        <w:rPr>
+          <w:b/>
+          <w:color w:val="960000"/>
+          <w:sz w:val="20"/>
+        </w:rPr>
+        <w:t>`SEM-SIN-MATRICULA`</w:t>
+      </w:r>
+      <w:r>
+        <w:rPr>
+          <w:b w:val="0"/>
+          <w:color w:val="960000"/>
+          <w:sz w:val="20"/>
+        </w:rPr>
+        <w:t xml:space="preserve"> | ESP32 de </w:t>
+      </w:r>
+      <w:r>
+        <w:rPr>
+          <w:b/>
+          <w:color w:val="960000"/>
+          <w:sz w:val="20"/>
+        </w:rPr>
+        <w:t>expansión</w:t>
+      </w:r>
+      <w:r>
+        <w:rPr>
+          <w:b w:val="0"/>
+          <w:color w:val="960000"/>
+          <w:sz w:val="20"/>
+        </w:rPr>
+        <w:t xml:space="preserve"> que </w:t>
+      </w:r>
+      <w:r>
+        <w:rPr>
+          <w:b/>
+          <w:color w:val="960000"/>
+          <w:sz w:val="20"/>
+        </w:rPr>
+        <w:t>aún no ha aprendido</w:t>
+      </w:r>
+      <w:r>
+        <w:rPr>
+          <w:b w:val="0"/>
+          <w:color w:val="960000"/>
+          <w:sz w:val="20"/>
+        </w:rPr>
+        <w:t xml:space="preserve"> de qué poste cuelga | | *(nada)* | </w:t>
+      </w:r>
+      <w:r>
+        <w:rPr>
+          <w:b/>
+          <w:color w:val="960000"/>
+          <w:sz w:val="20"/>
+        </w:rPr>
+        <w:t>el REPETIDOR no ofrece SPP</w:t>
+      </w:r>
+      <w:r>
+        <w:rPr>
+          <w:b w:val="0"/>
+          <w:color w:val="960000"/>
+          <w:sz w:val="20"/>
+        </w:rPr>
+        <w:t xml:space="preserve">: este manual no habla de Bluetooth con el teléfono | 🛑 </w:t>
+      </w:r>
+      <w:r>
+        <w:rPr>
+          <w:b/>
+          <w:color w:val="960000"/>
+          <w:sz w:val="20"/>
+        </w:rPr>
+        <w:t>PERO ESE NOMBRE NO ES FIABLE EL PRIMER DÍA, Y HAY QUE SABERLO ANTES DE SUBIR A UN POSTE.</w:t>
+      </w:r>
+      <w:r>
+        <w:rPr>
+          <w:b w:val="0"/>
+          <w:color w:val="960000"/>
+          <w:sz w:val="20"/>
+        </w:rPr>
+        <w:t xml:space="preserve"> El rótulo aprendido </w:t>
+      </w:r>
+      <w:r>
+        <w:rPr>
+          <w:b/>
+          <w:color w:val="960000"/>
+          <w:sz w:val="20"/>
+        </w:rPr>
+        <w:t>se guarda para la SIGUIENTE arrancada</w:t>
+      </w:r>
+      <w:r>
+        <w:rPr>
+          <w:b w:val="0"/>
+          <w:color w:val="960000"/>
+          <w:sz w:val="20"/>
+        </w:rPr>
+        <w:t xml:space="preserve"> *(</w:t>
+      </w:r>
+      <w:r>
+        <w:rPr>
+          <w:rFonts w:ascii="Consolas" w:hAnsi="Consolas"/>
+          <w:color w:val="960000"/>
+          <w:sz w:val="20"/>
+        </w:rPr>
+        <w:t>transporte_app.cpp:109-113</w:t>
+      </w:r>
+      <w:r>
+        <w:rPr>
+          <w:b w:val="0"/>
+          <w:color w:val="960000"/>
+          <w:sz w:val="20"/>
+        </w:rPr>
+        <w:t xml:space="preserve">)*, a propósito: renombrar el perfil SPP en caliente obliga a cerrarlo y reabrirlo, o sea a </w:t>
+      </w:r>
+      <w:r>
+        <w:rPr>
+          <w:b/>
+          <w:color w:val="960000"/>
+          <w:sz w:val="20"/>
+        </w:rPr>
+        <w:t>tirar la sesión del operario que puede estar dando una orden al cruce</w:t>
+      </w:r>
+      <w:r>
+        <w:rPr>
+          <w:b w:val="0"/>
+          <w:color w:val="960000"/>
+          <w:sz w:val="20"/>
+        </w:rPr>
+        <w:t xml:space="preserve">. </w:t>
+      </w:r>
+      <w:r>
+        <w:rPr>
+          <w:b/>
+          <w:color w:val="960000"/>
+          <w:sz w:val="20"/>
+        </w:rPr>
+        <w:t>Consecuencia: un módulo recién puesto se anuncia `SEM-SIN-MATRICULA`, y con dos módulos nuevos en el mismo frente de obra LOS DOS POSTES SE LLAMAN IGUAL hasta que se les da una vuelta de energía.</w:t>
+      </w:r>
+      <w:r>
+        <w:rPr>
+          <w:b w:val="0"/>
+          <w:color w:val="960000"/>
+          <w:sz w:val="20"/>
+        </w:rPr>
+        <w:t xml:space="preserve"> </w:t>
+      </w:r>
+      <w:r>
+        <w:rPr>
+          <w:b/>
+          <w:color w:val="960000"/>
+          <w:sz w:val="20"/>
+        </w:rPr>
+        <w:t>Un nombre no sustituye a mirar el cableado</w:t>
+      </w:r>
+      <w:r>
+        <w:rPr>
+          <w:b w:val="0"/>
+          <w:color w:val="960000"/>
+          <w:sz w:val="20"/>
+        </w:rPr>
+        <w:t xml:space="preserve">: el </w:t>
+      </w:r>
+      <w:r>
+        <w:rPr>
+          <w:rFonts w:ascii="Consolas" w:hAnsi="Consolas"/>
+          <w:color w:val="960000"/>
+          <w:sz w:val="20"/>
+        </w:rPr>
+        <w:t>SEM-…</w:t>
+      </w:r>
+      <w:r>
+        <w:rPr>
+          <w:b w:val="0"/>
+          <w:color w:val="960000"/>
+          <w:sz w:val="20"/>
+        </w:rPr>
+        <w:t xml:space="preserve"> dice </w:t>
+      </w:r>
+      <w:r>
+        <w:rPr>
+          <w:b/>
+          <w:color w:val="960000"/>
+          <w:sz w:val="20"/>
+        </w:rPr>
+        <w:t>de qué poste</w:t>
+      </w:r>
+      <w:r>
+        <w:rPr>
+          <w:b w:val="0"/>
+          <w:color w:val="960000"/>
+          <w:sz w:val="20"/>
+        </w:rPr>
+        <w:t xml:space="preserve"> cuelga la placa, </w:t>
+      </w:r>
+      <w:r>
+        <w:rPr>
+          <w:b/>
+          <w:color w:val="960000"/>
+          <w:sz w:val="20"/>
+        </w:rPr>
+        <w:t>no qué firmware lleva dentro</w:t>
+      </w:r>
+      <w:r>
+        <w:rPr>
+          <w:b w:val="0"/>
+          <w:color w:val="960000"/>
+          <w:sz w:val="20"/>
+        </w:rPr>
+        <w:t xml:space="preserve">. Los tres GPIO que colisionan siguen colisionando igual. Para eso está la tabla de abajo. ### 🔴 Los tres GPIO que colisionan — MEDIDO el 31/08 No es un parecido: es </w:t>
       </w:r>
       <w:r>
         <w:rPr>

--- a/05_Funcional/5_Manual_Puente_ESP32.docx
+++ b/05_Funcional/5_Manual_Puente_ESP32.docx
@@ -252,7 +252,7 @@
           <w:color w:val="960000"/>
           <w:sz w:val="20"/>
         </w:rPr>
-        <w:t xml:space="preserve"> por I²C | enlaza </w:t>
+        <w:t xml:space="preserve"> por I²C. 🔵 </w:t>
       </w:r>
       <w:r>
         <w:rPr>
@@ -260,6 +260,22 @@
           <w:color w:val="960000"/>
           <w:sz w:val="20"/>
         </w:rPr>
+        <w:t>Y desde `N-145` (05/09), UNA cosa más y sólo una: SELLA el hueco `HORA:--:--:--` de las tramas del equipo con la hora de su `DS3231`, y recalcula el checksum</w:t>
+      </w:r>
+      <w:r>
+        <w:rPr>
+          <w:b w:val="0"/>
+          <w:color w:val="960000"/>
+          <w:sz w:val="20"/>
+        </w:rPr>
+        <w:t xml:space="preserve"> — ver el recuadro de abajo | enlaza </w:t>
+      </w:r>
+      <w:r>
+        <w:rPr>
+          <w:b/>
+          <w:color w:val="960000"/>
+          <w:sz w:val="20"/>
+        </w:rPr>
         <w:t>dos radios back-to-back</w:t>
       </w:r>
       <w:r>
@@ -540,7 +556,286 @@
           <w:color w:val="960000"/>
           <w:sz w:val="20"/>
         </w:rPr>
-        <w:t xml:space="preserve"> | ### 🔵 04/09 — LA FORMA MÁS BARATA DE SABER QUÉ PLACA TIENE DELANTE, ANTES DE CARGAR NADA </w:t>
+        <w:t xml:space="preserve"> | ### 🔵 05/09 (</w:t>
+      </w:r>
+      <w:r>
+        <w:rPr>
+          <w:rFonts w:ascii="Consolas" w:hAnsi="Consolas"/>
+          <w:color w:val="960000"/>
+          <w:sz w:val="20"/>
+        </w:rPr>
+        <w:t>N-145</w:t>
+      </w:r>
+      <w:r>
+        <w:rPr>
+          <w:b w:val="0"/>
+          <w:color w:val="960000"/>
+          <w:sz w:val="20"/>
+        </w:rPr>
+        <w:t xml:space="preserve">) — EL DE EXPANSIÓN DEJÓ DE SER ESTRICTAMENTE «VERBATIM», Y SE DICE CUÁNTO </w:t>
+      </w:r>
+      <w:r>
+        <w:rPr>
+          <w:b/>
+          <w:color w:val="960000"/>
+          <w:sz w:val="20"/>
+        </w:rPr>
+        <w:t>Hasta el 05/09 el puente de expansión no cambiaba ni un byte de lo que pasaba.</w:t>
+      </w:r>
+      <w:r>
+        <w:rPr>
+          <w:b w:val="0"/>
+          <w:color w:val="960000"/>
+          <w:sz w:val="20"/>
+        </w:rPr>
+        <w:t xml:space="preserve"> Ahora cambia </w:t>
+      </w:r>
+      <w:r>
+        <w:rPr>
+          <w:b/>
+          <w:color w:val="960000"/>
+          <w:sz w:val="20"/>
+        </w:rPr>
+        <w:t>una cosa y sólo una</w:t>
+      </w:r>
+      <w:r>
+        <w:rPr>
+          <w:b w:val="0"/>
+          <w:color w:val="960000"/>
+          <w:sz w:val="20"/>
+        </w:rPr>
+        <w:t xml:space="preserve">, y conviene tenerlo escrito aquí porque este manual es donde se comparan las dos placas: | | | |---|---| | </w:t>
+      </w:r>
+      <w:r>
+        <w:rPr>
+          <w:b/>
+          <w:color w:val="960000"/>
+          <w:sz w:val="20"/>
+        </w:rPr>
+        <w:t>Qué toca</w:t>
+      </w:r>
+      <w:r>
+        <w:rPr>
+          <w:b w:val="0"/>
+          <w:color w:val="960000"/>
+          <w:sz w:val="20"/>
+        </w:rPr>
+        <w:t xml:space="preserve"> | el literal </w:t>
+      </w:r>
+      <w:r>
+        <w:rPr>
+          <w:b/>
+          <w:color w:val="960000"/>
+          <w:sz w:val="20"/>
+        </w:rPr>
+        <w:t>`HORA:--:--:--`</w:t>
+      </w:r>
+      <w:r>
+        <w:rPr>
+          <w:b w:val="0"/>
+          <w:color w:val="960000"/>
+          <w:sz w:val="20"/>
+        </w:rPr>
+        <w:t xml:space="preserve"> de una trama del equipo, y nada más. Si el STM32 puso una hora, </w:t>
+      </w:r>
+      <w:r>
+        <w:rPr>
+          <w:b/>
+          <w:color w:val="960000"/>
+          <w:sz w:val="20"/>
+        </w:rPr>
+        <w:t>no encuentra el hueco y no hace nada</w:t>
+      </w:r>
+      <w:r>
+        <w:rPr>
+          <w:b w:val="0"/>
+          <w:color w:val="960000"/>
+          <w:sz w:val="20"/>
+        </w:rPr>
+        <w:t xml:space="preserve"> | | </w:t>
+      </w:r>
+      <w:r>
+        <w:rPr>
+          <w:b/>
+          <w:color w:val="960000"/>
+          <w:sz w:val="20"/>
+        </w:rPr>
+        <w:t>Por qué recalcula el checksum</w:t>
+      </w:r>
+      <w:r>
+        <w:rPr>
+          <w:b w:val="0"/>
+          <w:color w:val="960000"/>
+          <w:sz w:val="20"/>
+        </w:rPr>
+        <w:t xml:space="preserve"> | la app </w:t>
+      </w:r>
+      <w:r>
+        <w:rPr>
+          <w:b/>
+          <w:color w:val="960000"/>
+          <w:sz w:val="20"/>
+        </w:rPr>
+        <w:t>sí</w:t>
+      </w:r>
+      <w:r>
+        <w:rPr>
+          <w:b w:val="0"/>
+          <w:color w:val="960000"/>
+          <w:sz w:val="20"/>
+        </w:rPr>
+        <w:t xml:space="preserve"> valida el XOR-8 en la bajada. Sellar sin recalcular no daría una hora mala: </w:t>
+      </w:r>
+      <w:r>
+        <w:rPr>
+          <w:b/>
+          <w:color w:val="960000"/>
+          <w:sz w:val="20"/>
+        </w:rPr>
+        <w:t>daría el tablero congelado</w:t>
+      </w:r>
+      <w:r>
+        <w:rPr>
+          <w:b w:val="0"/>
+          <w:color w:val="960000"/>
+          <w:sz w:val="20"/>
+        </w:rPr>
+        <w:t xml:space="preserve">, con el síntoma *«el puente se comió la telemetría»* mandando a mirar el cable | | </w:t>
+      </w:r>
+      <w:r>
+        <w:rPr>
+          <w:b/>
+          <w:color w:val="960000"/>
+          <w:sz w:val="20"/>
+        </w:rPr>
+        <w:t>Qué NO hace</w:t>
+      </w:r>
+      <w:r>
+        <w:rPr>
+          <w:b w:val="0"/>
+          <w:color w:val="960000"/>
+          <w:sz w:val="20"/>
+        </w:rPr>
+        <w:t xml:space="preserve"> | no parte, no une, no filtra, no reordena, </w:t>
+      </w:r>
+      <w:r>
+        <w:rPr>
+          <w:b/>
+          <w:color w:val="960000"/>
+          <w:sz w:val="20"/>
+        </w:rPr>
+        <w:t>no añade ni quita un byte</w:t>
+      </w:r>
+      <w:r>
+        <w:rPr>
+          <w:b w:val="0"/>
+          <w:color w:val="960000"/>
+          <w:sz w:val="20"/>
+        </w:rPr>
+        <w:t xml:space="preserve"> y </w:t>
+      </w:r>
+      <w:r>
+        <w:rPr>
+          <w:b/>
+          <w:color w:val="960000"/>
+          <w:sz w:val="20"/>
+        </w:rPr>
+        <w:t>no origina</w:t>
+      </w:r>
+      <w:r>
+        <w:rPr>
+          <w:b w:val="0"/>
+          <w:color w:val="960000"/>
+          <w:sz w:val="20"/>
+        </w:rPr>
+        <w:t xml:space="preserve"> ninguna trama. Y </w:t>
+      </w:r>
+      <w:r>
+        <w:rPr>
+          <w:b/>
+          <w:color w:val="960000"/>
+          <w:sz w:val="20"/>
+        </w:rPr>
+        <w:t>nunca inventa la hora</w:t>
+      </w:r>
+      <w:r>
+        <w:rPr>
+          <w:b w:val="0"/>
+          <w:color w:val="960000"/>
+          <w:sz w:val="20"/>
+        </w:rPr>
+        <w:t xml:space="preserve">: si el </w:t>
+      </w:r>
+      <w:r>
+        <w:rPr>
+          <w:rFonts w:ascii="Consolas" w:hAnsi="Consolas"/>
+          <w:color w:val="960000"/>
+          <w:sz w:val="20"/>
+        </w:rPr>
+        <w:t>DS3231</w:t>
+      </w:r>
+      <w:r>
+        <w:rPr>
+          <w:b w:val="0"/>
+          <w:color w:val="960000"/>
+          <w:sz w:val="20"/>
+        </w:rPr>
+        <w:t xml:space="preserve"> no es fiable, el hueco sale como está | 🔴 </w:t>
+      </w:r>
+      <w:r>
+        <w:rPr>
+          <w:b/>
+          <w:color w:val="960000"/>
+          <w:sz w:val="20"/>
+        </w:rPr>
+        <w:t>Esto NO afecta al ESP32 del REPETIDOR, que es el de este manual: el repetidor sigue validando FORMATO y no tocando NADA.</w:t>
+      </w:r>
+      <w:r>
+        <w:rPr>
+          <w:b w:val="0"/>
+          <w:color w:val="960000"/>
+          <w:sz w:val="20"/>
+        </w:rPr>
+        <w:t xml:space="preserve"> El sello vive en </w:t>
+      </w:r>
+      <w:r>
+        <w:rPr>
+          <w:rFonts w:ascii="Consolas" w:hAnsi="Consolas"/>
+          <w:color w:val="960000"/>
+          <w:sz w:val="20"/>
+        </w:rPr>
+        <w:t>ESP32_Expansion/src/puente.cpp</w:t>
+      </w:r>
+      <w:r>
+        <w:rPr>
+          <w:b w:val="0"/>
+          <w:color w:val="960000"/>
+          <w:sz w:val="20"/>
+        </w:rPr>
+        <w:t xml:space="preserve">, en el otro firmware. 🛑 </w:t>
+      </w:r>
+      <w:r>
+        <w:rPr>
+          <w:b/>
+          <w:color w:val="960000"/>
+          <w:sz w:val="20"/>
+        </w:rPr>
+        <w:t>Y sin un `DS3231` conectado —no está comprado, línea `A6`— la hora seguirá saliendo en blanco: eso es el arreglo callándose bien, no fallando.</w:t>
+      </w:r>
+    </w:p>
+    <w:p>
+      <w:pPr>
+        <w:spacing w:after="160"/>
+        <w:ind w:left="360"/>
+        <w:shd w:val="clear" w:fill="FFF4E5"/>
+      </w:pPr>
+      <w:r>
+        <w:rPr>
+          <w:b w:val="0"/>
+          <w:color w:val="960000"/>
+          <w:sz w:val="20"/>
+        </w:rPr>
+        <w:t xml:space="preserve">🔵 04/09 — LA FORMA MÁS BARATA DE SABER QUÉ PLACA TIENE DELANTE, ANTES DE CARGAR NADA </w:t>
       </w:r>
       <w:r>
         <w:rPr>

--- a/05_Funcional/5_Manual_Puente_ESP32.docx
+++ b/05_Funcional/5_Manual_Puente_ESP32.docx
@@ -476,7 +476,7 @@
           <w:color w:val="960000"/>
           <w:sz w:val="20"/>
         </w:rPr>
-        <w:t xml:space="preserve"> | firmware escrito y compilando; </w:t>
+        <w:t xml:space="preserve"> | 🟢 </w:t>
       </w:r>
       <w:r>
         <w:rPr>
@@ -484,7 +484,135 @@
           <w:color w:val="960000"/>
           <w:sz w:val="20"/>
         </w:rPr>
-        <w:t>sin pasar banco</w:t>
+        <w:t>firmware ESCRITO y compilando</w:t>
+      </w:r>
+      <w:r>
+        <w:rPr>
+          <w:b w:val="0"/>
+          <w:color w:val="960000"/>
+          <w:sz w:val="20"/>
+        </w:rPr>
+        <w:t xml:space="preserve"> —</w:t>
+      </w:r>
+      <w:r>
+        <w:rPr>
+          <w:rFonts w:ascii="Consolas" w:hAnsi="Consolas"/>
+          <w:color w:val="960000"/>
+          <w:sz w:val="20"/>
+        </w:rPr>
+        <w:t>01_Firmware/ESP32_Expansion/</w:t>
+      </w:r>
+      <w:r>
+        <w:rPr>
+          <w:b w:val="0"/>
+          <w:color w:val="960000"/>
+          <w:sz w:val="20"/>
+        </w:rPr>
+        <w:t xml:space="preserve">, entró el 31/08 en </w:t>
+      </w:r>
+      <w:r>
+        <w:rPr>
+          <w:rFonts w:ascii="Consolas" w:hAnsi="Consolas"/>
+          <w:color w:val="960000"/>
+          <w:sz w:val="20"/>
+        </w:rPr>
+        <w:t>d2427c2</w:t>
+      </w:r>
+      <w:r>
+        <w:rPr>
+          <w:b w:val="0"/>
+          <w:color w:val="960000"/>
+          <w:sz w:val="20"/>
+        </w:rPr>
+        <w:t>, con rótulo Bluetooth (</w:t>
+      </w:r>
+      <w:r>
+        <w:rPr>
+          <w:rFonts w:ascii="Consolas" w:hAnsi="Consolas"/>
+          <w:color w:val="960000"/>
+          <w:sz w:val="20"/>
+        </w:rPr>
+        <w:t>ROTULO_PREFIJO "SEM-"</w:t>
+      </w:r>
+      <w:r>
+        <w:rPr>
+          <w:b w:val="0"/>
+          <w:color w:val="960000"/>
+          <w:sz w:val="20"/>
+        </w:rPr>
+        <w:t xml:space="preserve">, </w:t>
+      </w:r>
+      <w:r>
+        <w:rPr>
+          <w:rFonts w:ascii="Consolas" w:hAnsi="Consolas"/>
+          <w:color w:val="960000"/>
+          <w:sz w:val="20"/>
+        </w:rPr>
+        <w:t>contrato.h</w:t>
+      </w:r>
+      <w:r>
+        <w:rPr>
+          <w:b w:val="0"/>
+          <w:color w:val="960000"/>
+          <w:sz w:val="20"/>
+        </w:rPr>
+        <w:t xml:space="preserve">) y </w:t>
+      </w:r>
+      <w:r>
+        <w:rPr>
+          <w:b/>
+          <w:color w:val="960000"/>
+          <w:sz w:val="20"/>
+        </w:rPr>
+        <w:t>watchdog</w:t>
+      </w:r>
+      <w:r>
+        <w:rPr>
+          <w:b w:val="0"/>
+          <w:color w:val="960000"/>
+          <w:sz w:val="20"/>
+        </w:rPr>
+        <w:t xml:space="preserve"> (</w:t>
+      </w:r>
+      <w:r>
+        <w:rPr>
+          <w:rFonts w:ascii="Consolas" w:hAnsi="Consolas"/>
+          <w:color w:val="960000"/>
+          <w:sz w:val="20"/>
+        </w:rPr>
+        <w:t>esp_task_wdt.h</w:t>
+      </w:r>
+      <w:r>
+        <w:rPr>
+          <w:b w:val="0"/>
+          <w:color w:val="960000"/>
+          <w:sz w:val="20"/>
+        </w:rPr>
+        <w:t xml:space="preserve"> en </w:t>
+      </w:r>
+      <w:r>
+        <w:rPr>
+          <w:rFonts w:ascii="Consolas" w:hAnsi="Consolas"/>
+          <w:color w:val="960000"/>
+          <w:sz w:val="20"/>
+        </w:rPr>
+        <w:t>vigilante.cpp</w:t>
+      </w:r>
+      <w:r>
+        <w:rPr>
+          <w:b w:val="0"/>
+          <w:color w:val="960000"/>
+          <w:sz w:val="20"/>
+        </w:rPr>
+        <w:t xml:space="preserve">)—. 🔴 </w:t>
+      </w:r>
+      <w:r>
+        <w:rPr>
+          <w:b/>
+          <w:color w:val="960000"/>
+          <w:sz w:val="20"/>
+        </w:rPr>
+        <w:t>Sin pasar banco: el Bluetooth NO subió en la sesión del 3–4/09</w:t>
       </w:r>
       <w:r>
         <w:rPr>
@@ -508,7 +636,7 @@
           <w:color w:val="960000"/>
           <w:sz w:val="20"/>
         </w:rPr>
-        <w:t xml:space="preserve"> Fuera de la configuración vigente | | </w:t>
+        <w:t xml:space="preserve"> Fuera de la configuración vigente *(2 radios en enlace directo)* | | </w:t>
       </w:r>
       <w:r>
         <w:rPr>
@@ -812,7 +940,7 @@
           <w:color w:val="960000"/>
           <w:sz w:val="20"/>
         </w:rPr>
-        <w:t xml:space="preserve">, en el otro firmware. 🛑 </w:t>
+        <w:t>, en el otro firmware. 🛑 ~~</w:t>
       </w:r>
       <w:r>
         <w:rPr>
@@ -820,7 +948,191 @@
           <w:color w:val="960000"/>
           <w:sz w:val="20"/>
         </w:rPr>
-        <w:t>Y sin un `DS3231` conectado —no está comprado, línea `A6`— la hora seguirá saliendo en blanco: eso es el arreglo callándose bien, no fallando.</w:t>
+        <w:t>Y sin un `DS3231` conectado —no está comprado, línea `A6`—</w:t>
+      </w:r>
+      <w:r>
+        <w:rPr>
+          <w:b w:val="0"/>
+          <w:color w:val="960000"/>
+          <w:sz w:val="20"/>
+        </w:rPr>
+        <w:t xml:space="preserve">~~ 🔧 </w:t>
+      </w:r>
+      <w:r>
+        <w:rPr>
+          <w:b/>
+          <w:color w:val="960000"/>
+          <w:sz w:val="20"/>
+        </w:rPr>
+        <w:t>CORREGIDO EL 07/09: los `DS3231` ESTÁN COMPRADOS Y PUESTOS — son DOS, uno por `ESP32`, con pila propia</w:t>
+      </w:r>
+      <w:r>
+        <w:rPr>
+          <w:b w:val="0"/>
+          <w:color w:val="960000"/>
+          <w:sz w:val="20"/>
+        </w:rPr>
+        <w:t xml:space="preserve"> (</w:t>
+      </w:r>
+      <w:r>
+        <w:rPr>
+          <w:rFonts w:ascii="Consolas" w:hAnsi="Consolas"/>
+          <w:color w:val="960000"/>
+          <w:sz w:val="20"/>
+        </w:rPr>
+        <w:t>DECISIONES.md</w:t>
+      </w:r>
+      <w:r>
+        <w:rPr>
+          <w:b w:val="0"/>
+          <w:color w:val="960000"/>
+          <w:sz w:val="20"/>
+        </w:rPr>
+        <w:t xml:space="preserve"> </w:t>
+      </w:r>
+      <w:r>
+        <w:rPr>
+          <w:rFonts w:ascii="Consolas" w:hAnsi="Consolas"/>
+          <w:color w:val="960000"/>
+          <w:sz w:val="20"/>
+        </w:rPr>
+        <w:t>A-5</w:t>
+      </w:r>
+      <w:r>
+        <w:rPr>
+          <w:b w:val="0"/>
+          <w:color w:val="960000"/>
+          <w:sz w:val="20"/>
+        </w:rPr>
+        <w:t xml:space="preserve">, 05/09), y por eso </w:t>
+      </w:r>
+      <w:r>
+        <w:rPr>
+          <w:b/>
+          <w:color w:val="960000"/>
+          <w:sz w:val="20"/>
+        </w:rPr>
+        <w:t>`N-145` queda confirmada en cobre</w:t>
+      </w:r>
+      <w:r>
+        <w:rPr>
+          <w:b w:val="0"/>
+          <w:color w:val="960000"/>
+          <w:sz w:val="20"/>
+        </w:rPr>
+        <w:t xml:space="preserve">: el </w:t>
+      </w:r>
+      <w:r>
+        <w:rPr>
+          <w:rFonts w:ascii="Consolas" w:hAnsi="Consolas"/>
+          <w:color w:val="960000"/>
+          <w:sz w:val="20"/>
+        </w:rPr>
+        <w:t>HORA:22:19:58</w:t>
+      </w:r>
+      <w:r>
+        <w:rPr>
+          <w:b w:val="0"/>
+          <w:color w:val="960000"/>
+          <w:sz w:val="20"/>
+        </w:rPr>
+        <w:t xml:space="preserve"> de la cinta del banco es real. ✅ </w:t>
+      </w:r>
+      <w:r>
+        <w:rPr>
+          <w:b/>
+          <w:color w:val="960000"/>
+          <w:sz w:val="20"/>
+        </w:rPr>
+        <w:t>Lo que del aviso sigue valiendo: si el módulo no entrega hora válida</w:t>
+      </w:r>
+      <w:r>
+        <w:rPr>
+          <w:b w:val="0"/>
+          <w:color w:val="960000"/>
+          <w:sz w:val="20"/>
+        </w:rPr>
+        <w:t xml:space="preserve"> —bus mudo, oscilador parado (</w:t>
+      </w:r>
+      <w:r>
+        <w:rPr>
+          <w:rFonts w:ascii="Consolas" w:hAnsi="Consolas"/>
+          <w:color w:val="960000"/>
+          <w:sz w:val="20"/>
+        </w:rPr>
+        <w:t>OSF</w:t>
+      </w:r>
+      <w:r>
+        <w:rPr>
+          <w:b w:val="0"/>
+          <w:color w:val="960000"/>
+          <w:sz w:val="20"/>
+        </w:rPr>
+        <w:t xml:space="preserve">), modo 12 h o registros incoherentes— </w:t>
+      </w:r>
+      <w:r>
+        <w:rPr>
+          <w:b/>
+          <w:color w:val="960000"/>
+          <w:sz w:val="20"/>
+        </w:rPr>
+        <w:t>la hora sale en blanco, y eso es el arreglo callándose bien, no fallando.</w:t>
+      </w:r>
+      <w:r>
+        <w:rPr>
+          <w:b w:val="0"/>
+          <w:color w:val="960000"/>
+          <w:sz w:val="20"/>
+        </w:rPr>
+        <w:t xml:space="preserve"> El motivo se lee con </w:t>
+      </w:r>
+      <w:r>
+        <w:rPr>
+          <w:b/>
+          <w:color w:val="960000"/>
+          <w:sz w:val="20"/>
+        </w:rPr>
+        <w:t>`CMD:LEER_RTC`</w:t>
+      </w:r>
+      <w:r>
+        <w:rPr>
+          <w:b w:val="0"/>
+          <w:color w:val="960000"/>
+          <w:sz w:val="20"/>
+        </w:rPr>
+        <w:t xml:space="preserve"> (</w:t>
+      </w:r>
+      <w:r>
+        <w:rPr>
+          <w:rFonts w:ascii="Consolas" w:hAnsi="Consolas"/>
+          <w:color w:val="960000"/>
+          <w:sz w:val="20"/>
+        </w:rPr>
+        <w:t>D-17</w:t>
+      </w:r>
+      <w:r>
+        <w:rPr>
+          <w:b w:val="0"/>
+          <w:color w:val="960000"/>
+          <w:sz w:val="20"/>
+        </w:rPr>
+        <w:t xml:space="preserve">), que contesta </w:t>
+      </w:r>
+      <w:r>
+        <w:rPr>
+          <w:rFonts w:ascii="Consolas" w:hAnsi="Consolas"/>
+          <w:color w:val="960000"/>
+          <w:sz w:val="20"/>
+        </w:rPr>
+        <w:t>$ERR ... DESC:</w:t>
+      </w:r>
+      <w:r>
+        <w:rPr>
+          <w:b w:val="0"/>
+          <w:color w:val="960000"/>
+          <w:sz w:val="20"/>
+        </w:rPr>
+        <w:t xml:space="preserve"> por causa.</w:t>
       </w:r>
     </w:p>
     <w:p>

--- a/05_Funcional/5_Manual_Puente_ESP32.docx
+++ b/05_Funcional/5_Manual_Puente_ESP32.docx
@@ -3402,7 +3402,7 @@
           <w:b w:val="0"/>
           <w:sz w:val="21"/>
         </w:rPr>
-        <w:t>Desde la V8.7 el protocolo lleva comandos nuevos (</w:t>
+        <w:t>Desde la V8.7 el protocolo lleva comandos nuevos (~~</w:t>
       </w:r>
       <w:r>
         <w:rPr>
@@ -3430,7 +3430,7 @@
           <w:b w:val="0"/>
           <w:sz w:val="21"/>
         </w:rPr>
-        <w:t xml:space="preserve">) para la </w:t>
+        <w:t xml:space="preserve">~~) para la </w:t>
       </w:r>
       <w:r>
         <w:rPr>
@@ -3478,87 +3478,6 @@
           <w:sz w:val="21"/>
         </w:rPr>
         <w:t>El repetidor no necesita ningún cambio para dejarlos pasar.</w:t>
-      </w:r>
-    </w:p>
-    <w:p>
-      <w:pPr>
-        <w:spacing w:after="120"/>
-      </w:pPr>
-      <w:r>
-        <w:rPr>
-          <w:b w:val="0"/>
-          <w:sz w:val="21"/>
-        </w:rPr>
-        <w:t xml:space="preserve">La razón está en cómo valida: comprueba que la trama tenga </w:t>
-      </w:r>
-      <w:r>
-        <w:rPr>
-          <w:b/>
-          <w:sz w:val="21"/>
-        </w:rPr>
-        <w:t>4 bytes y CRC-8 Maxim correcto</w:t>
-      </w:r>
-      <w:r>
-        <w:rPr>
-          <w:b w:val="0"/>
-          <w:sz w:val="21"/>
-        </w:rPr>
-        <w:t>, y</w:t>
-      </w:r>
-    </w:p>
-    <w:p>
-      <w:pPr>
-        <w:spacing w:after="120"/>
-      </w:pPr>
-      <w:r>
-        <w:rPr>
-          <w:b/>
-          <w:sz w:val="21"/>
-        </w:rPr>
-        <w:t>no mira qué comando lleva dentro</w:t>
-      </w:r>
-      <w:r>
-        <w:rPr>
-          <w:b w:val="0"/>
-          <w:sz w:val="21"/>
-        </w:rPr>
-        <w:t>. Un puente que conociera la lista de comandos habría que</w:t>
-      </w:r>
-    </w:p>
-    <w:p>
-      <w:pPr>
-        <w:spacing w:after="120"/>
-      </w:pPr>
-      <w:r>
-        <w:rPr>
-          <w:b w:val="0"/>
-          <w:sz w:val="21"/>
-        </w:rPr>
-        <w:t>recompilarlo y reflashearlo cada vez que el protocolo crece — y **el día que alguien olvidara hacerlo,</w:t>
-      </w:r>
-    </w:p>
-    <w:p>
-      <w:pPr>
-        <w:spacing w:after="120"/>
-      </w:pPr>
-      <w:r>
-        <w:rPr>
-          <w:b w:val="0"/>
-          <w:sz w:val="21"/>
-        </w:rPr>
-        <w:t>la sincronización horaria se caería en silencio solo en la topología de 4 radios**, que es la más</w:t>
-      </w:r>
-    </w:p>
-    <w:p>
-      <w:pPr>
-        <w:spacing w:after="120"/>
-      </w:pPr>
-      <w:r>
-        <w:rPr>
-          <w:b w:val="0"/>
-          <w:sz w:val="21"/>
-        </w:rPr>
-        <w:t>difícil de diagnosticar.</w:t>
       </w:r>
     </w:p>
     <w:p>
@@ -3569,6 +3488,579 @@
       </w:pPr>
       <w:r>
         <w:rPr>
+          <w:b w:val="0"/>
+          <w:color w:val="960000"/>
+          <w:sz w:val="20"/>
+        </w:rPr>
+        <w:t xml:space="preserve">⚠️ </w:t>
+      </w:r>
+      <w:r>
+        <w:rPr>
+          <w:b/>
+          <w:color w:val="960000"/>
+          <w:sz w:val="20"/>
+        </w:rPr>
+        <w:t>07/09 — EL RANGO PUBLICADO CADUCÓ, Y ES SU PROPIO EJEMPLO.</w:t>
+      </w:r>
+      <w:r>
+        <w:rPr>
+          <w:b w:val="0"/>
+          <w:color w:val="960000"/>
+          <w:sz w:val="20"/>
+        </w:rPr>
+        <w:t xml:space="preserve"> El protocolo ya no acaba en </w:t>
+      </w:r>
+      <w:r>
+        <w:rPr>
+          <w:rFonts w:ascii="Consolas" w:hAnsi="Consolas"/>
+          <w:color w:val="960000"/>
+          <w:sz w:val="20"/>
+        </w:rPr>
+        <w:t>0x0F</w:t>
+      </w:r>
+      <w:r>
+        <w:rPr>
+          <w:b w:val="0"/>
+          <w:color w:val="960000"/>
+          <w:sz w:val="20"/>
+        </w:rPr>
+        <w:t xml:space="preserve">: llega a </w:t>
+      </w:r>
+      <w:r>
+        <w:rPr>
+          <w:b/>
+          <w:color w:val="960000"/>
+          <w:sz w:val="20"/>
+        </w:rPr>
+        <w:t>`0x15`</w:t>
+      </w:r>
+      <w:r>
+        <w:rPr>
+          <w:b w:val="0"/>
+          <w:color w:val="960000"/>
+          <w:sz w:val="20"/>
+        </w:rPr>
+        <w:t xml:space="preserve">, y </w:t>
+      </w:r>
+      <w:r>
+        <w:rPr>
+          <w:b/>
+          <w:color w:val="960000"/>
+          <w:sz w:val="20"/>
+        </w:rPr>
+        <w:t>`CMD_HORA_D` —el DÍA del cuarteto de la hora, sin el cual la sincronización queda a medias— vale `0x10`, o sea FUERA del rango que esta línea publica.</w:t>
+      </w:r>
+      <w:r>
+        <w:rPr>
+          <w:b w:val="0"/>
+          <w:color w:val="960000"/>
+          <w:sz w:val="20"/>
+        </w:rPr>
+        <w:t xml:space="preserve"> Medido el 07/09: ``</w:t>
+      </w:r>
+      <w:r>
+        <w:rPr>
+          <w:rFonts w:ascii="Consolas" w:hAnsi="Consolas"/>
+          <w:color w:val="960000"/>
+          <w:sz w:val="20"/>
+        </w:rPr>
+        <w:t xml:space="preserve"> $ grep -n "^#define CMD_" 01_Firmware/Maestro/include/protocolo.h   # 21 lineas; extracto: 54:#define CMD_HORA_D     0x10      &lt;-- fuera de 0x07-0x0F 151:#define CMD_DEMANDA        0x11 174:#define CMD_GO_AMBAR       0x13 209:#define CMD_AMBAR_ESCLAVO  0x14 248:#define CMD_CANCELA_AMBAR_ESCLAVO  0x15 </w:t>
+      </w:r>
+      <w:r>
+        <w:rPr>
+          <w:rFonts w:ascii="Consolas" w:hAnsi="Consolas"/>
+          <w:color w:val="960000"/>
+          <w:sz w:val="20"/>
+        </w:rPr>
+      </w:r>
+      <w:r>
+        <w:rPr>
+          <w:rFonts w:ascii="Consolas" w:hAnsi="Consolas"/>
+          <w:color w:val="960000"/>
+          <w:sz w:val="20"/>
+        </w:rPr>
+        <w:t xml:space="preserve"> 🟢 **Y esto NO es un fallo del repetidor: es la DEMOSTRACIÓN de por qué está escrito así.** El puente valida forma y no contenido, así que **el protocolo creció de </w:t>
+      </w:r>
+      <w:r>
+        <w:rPr>
+          <w:b w:val="0"/>
+          <w:color w:val="960000"/>
+          <w:sz w:val="20"/>
+        </w:rPr>
+        <w:t>0x0F</w:t>
+      </w:r>
+      <w:r>
+        <w:rPr>
+          <w:rFonts w:ascii="Consolas" w:hAnsi="Consolas"/>
+          <w:color w:val="960000"/>
+          <w:sz w:val="20"/>
+        </w:rPr>
+        <w:t xml:space="preserve"> a </w:t>
+      </w:r>
+      <w:r>
+        <w:rPr>
+          <w:b w:val="0"/>
+          <w:color w:val="960000"/>
+          <w:sz w:val="20"/>
+        </w:rPr>
+        <w:t>0x15</w:t>
+      </w:r>
+      <w:r>
+        <w:rPr>
+          <w:rFonts w:ascii="Consolas" w:hAnsi="Consolas"/>
+          <w:color w:val="960000"/>
+          <w:sz w:val="20"/>
+        </w:rPr>
+        <w:t xml:space="preserve"> y por aquí no hubo que tocar nada ni enterarse**. Lo que caducó es la **frase**, no el firmware. **Se cita el símbolo, no el rango:** los comandos son los </w:t>
+      </w:r>
+      <w:r>
+        <w:rPr>
+          <w:b w:val="0"/>
+          <w:color w:val="960000"/>
+          <w:sz w:val="20"/>
+        </w:rPr>
+        <w:t>#define CMD_</w:t>
+      </w:r>
+      <w:r>
+        <w:rPr>
+          <w:rFonts w:ascii="Consolas" w:hAnsi="Consolas"/>
+          <w:color w:val="960000"/>
+          <w:sz w:val="20"/>
+        </w:rPr>
+        <w:t xml:space="preserve"> de </w:t>
+      </w:r>
+      <w:r>
+        <w:rPr>
+          <w:b w:val="0"/>
+          <w:color w:val="960000"/>
+          <w:sz w:val="20"/>
+        </w:rPr>
+        <w:t>protocolo.h</w:t>
+      </w:r>
+      <w:r>
+        <w:rPr>
+          <w:rFonts w:ascii="Consolas" w:hAnsi="Consolas"/>
+          <w:color w:val="960000"/>
+          <w:sz w:val="20"/>
+        </w:rPr>
+        <w:t xml:space="preserve">, y el </w:t>
+      </w:r>
+      <w:r>
+        <w:rPr>
+          <w:b w:val="0"/>
+          <w:color w:val="960000"/>
+          <w:sz w:val="20"/>
+        </w:rPr>
+        <w:t>grep` de arriba es la lista.</w:t>
+      </w:r>
+    </w:p>
+    <w:p>
+      <w:pPr>
+        <w:spacing w:after="160"/>
+        <w:ind w:left="360"/>
+        <w:shd w:val="clear" w:fill="FFF4E5"/>
+      </w:pPr>
+      <w:r>
+        <w:rPr>
+          <w:b w:val="0"/>
+          <w:color w:val="960000"/>
+          <w:sz w:val="20"/>
+        </w:rPr>
+        <w:t xml:space="preserve">🟢 07/09 — </w:t>
+      </w:r>
+      <w:r>
+        <w:rPr>
+          <w:b/>
+          <w:color w:val="960000"/>
+          <w:sz w:val="20"/>
+        </w:rPr>
+        <w:t>ESTE APARTADO DESCRIBE LA CADENA DE `D-20` CASI ENTERA, Y ES BUENA NOTICIA</w:t>
+      </w:r>
+      <w:r>
+        <w:rPr>
+          <w:b w:val="0"/>
+          <w:color w:val="960000"/>
+          <w:sz w:val="20"/>
+        </w:rPr>
+        <w:t xml:space="preserve"> *«La sincronización horaria»* que este apartado deja pasar </w:t>
+      </w:r>
+      <w:r>
+        <w:rPr>
+          <w:b/>
+          <w:color w:val="960000"/>
+          <w:sz w:val="20"/>
+        </w:rPr>
+        <w:t>es la hora viajando del Maestro al Esclavo por radio</w:t>
+      </w:r>
+      <w:r>
+        <w:rPr>
+          <w:b w:val="0"/>
+          <w:color w:val="960000"/>
+          <w:sz w:val="20"/>
+        </w:rPr>
+        <w:t xml:space="preserve">, y ése es exactamente el tramo central de la cadena que </w:t>
+      </w:r>
+      <w:r>
+        <w:rPr>
+          <w:rFonts w:ascii="Consolas" w:hAnsi="Consolas"/>
+          <w:color w:val="960000"/>
+          <w:sz w:val="20"/>
+        </w:rPr>
+        <w:t>DECISIONES.md</w:t>
+      </w:r>
+      <w:r>
+        <w:rPr>
+          <w:b w:val="0"/>
+          <w:color w:val="960000"/>
+          <w:sz w:val="20"/>
+        </w:rPr>
+        <w:t xml:space="preserve"> </w:t>
+      </w:r>
+      <w:r>
+        <w:rPr>
+          <w:rFonts w:ascii="Consolas" w:hAnsi="Consolas"/>
+          <w:color w:val="960000"/>
+          <w:sz w:val="20"/>
+        </w:rPr>
+        <w:t>D-20</w:t>
+      </w:r>
+      <w:r>
+        <w:rPr>
+          <w:b w:val="0"/>
+          <w:color w:val="960000"/>
+          <w:sz w:val="20"/>
+        </w:rPr>
+        <w:t xml:space="preserve"> (07/09) acaba de convertir en </w:t>
+      </w:r>
+      <w:r>
+        <w:rPr>
+          <w:b/>
+          <w:color w:val="960000"/>
+          <w:sz w:val="20"/>
+        </w:rPr>
+        <w:t>el único camino al reloj del poste 2</w:t>
+      </w:r>
+      <w:r>
+        <w:rPr>
+          <w:b w:val="0"/>
+          <w:color w:val="960000"/>
+          <w:sz w:val="20"/>
+        </w:rPr>
+        <w:t>: ``</w:t>
+      </w:r>
+      <w:r>
+        <w:rPr>
+          <w:rFonts w:ascii="Consolas" w:hAnsi="Consolas"/>
+          <w:color w:val="960000"/>
+          <w:sz w:val="20"/>
+        </w:rPr>
+        <w:t xml:space="preserve"> app  -&gt;  ESP32-M  -&gt;  STM32-M  -&gt;  RADIO  -&gt;  STM32-E  -&gt;  ESP32-E ^^^^^ este tramo, y es el que atraviesa el repetidor </w:t>
+      </w:r>
+      <w:r>
+        <w:rPr>
+          <w:rFonts w:ascii="Consolas" w:hAnsi="Consolas"/>
+          <w:color w:val="960000"/>
+          <w:sz w:val="20"/>
+        </w:rPr>
+      </w:r>
+      <w:r>
+        <w:rPr>
+          <w:rFonts w:ascii="Consolas" w:hAnsi="Consolas"/>
+          <w:color w:val="960000"/>
+          <w:sz w:val="20"/>
+        </w:rPr>
+        <w:t xml:space="preserve"> **Y no es una promesa: ese tramo está CONSTRUIDO y se puede señalar con el dedo.** Medido el 07/09, por símbolo y no por número de línea: | qué | dónde se ve | |---|---| | los cuatro comandos del cuarteto | </w:t>
+      </w:r>
+      <w:r>
+        <w:rPr>
+          <w:b w:val="0"/>
+          <w:color w:val="960000"/>
+          <w:sz w:val="20"/>
+        </w:rPr>
+        <w:t>grep -n "^#define CMD_HORA_" 01_Firmware/Maestro/include/protocolo.h</w:t>
+      </w:r>
+      <w:r>
+        <w:rPr>
+          <w:rFonts w:ascii="Consolas" w:hAnsi="Consolas"/>
+          <w:color w:val="960000"/>
+          <w:sz w:val="20"/>
+        </w:rPr>
+        <w:t xml:space="preserve"> — cuatro líneas *(sin el </w:t>
+      </w:r>
+      <w:r>
+        <w:rPr>
+          <w:b w:val="0"/>
+          <w:color w:val="960000"/>
+          <w:sz w:val="20"/>
+        </w:rPr>
+        <w:t>^#define</w:t>
+      </w:r>
+      <w:r>
+        <w:rPr>
+          <w:rFonts w:ascii="Consolas" w:hAnsi="Consolas"/>
+          <w:color w:val="960000"/>
+          <w:sz w:val="20"/>
+        </w:rPr>
+        <w:t xml:space="preserve"> el mismo patrón devuelve también los comentarios que los explican: </w:t>
+      </w:r>
+      <w:r>
+        <w:rPr>
+          <w:b w:val="0"/>
+          <w:color w:val="960000"/>
+          <w:sz w:val="20"/>
+        </w:rPr>
+        <w:t>CLAUDE.md</w:t>
+      </w:r>
+      <w:r>
+        <w:rPr>
+          <w:rFonts w:ascii="Consolas" w:hAnsi="Consolas"/>
+          <w:color w:val="960000"/>
+          <w:sz w:val="20"/>
+        </w:rPr>
+        <w:t xml:space="preserve"> §4)* | | quién los **emite** | </w:t>
+      </w:r>
+      <w:r>
+        <w:rPr>
+          <w:b w:val="0"/>
+          <w:color w:val="960000"/>
+          <w:sz w:val="20"/>
+        </w:rPr>
+        <w:t>grep -n "protocolo_enviarPaquete(CMD_HORA" 01_Firmware/Maestro/src/coordinador.cpp</w:t>
+      </w:r>
+      <w:r>
+        <w:rPr>
+          <w:rFonts w:ascii="Consolas" w:hAnsi="Consolas"/>
+          <w:color w:val="960000"/>
+          <w:sz w:val="20"/>
+        </w:rPr>
+        <w:t xml:space="preserve"> — las cuatro seguidas y sin espera entre ellas | | quién los **recibe** | </w:t>
+      </w:r>
+      <w:r>
+        <w:rPr>
+          <w:b w:val="0"/>
+          <w:color w:val="960000"/>
+          <w:sz w:val="20"/>
+        </w:rPr>
+        <w:t>grep -n "CMD_HORA_" 01_Firmware/Esclavo/src/main.cpp</w:t>
+      </w:r>
+      <w:r>
+        <w:rPr>
+          <w:rFonts w:ascii="Consolas" w:hAnsi="Consolas"/>
+          <w:color w:val="960000"/>
+          <w:sz w:val="20"/>
+        </w:rPr>
+        <w:t xml:space="preserve"> | 🔴 **Dónde </w:t>
+      </w:r>
+      <w:r>
+        <w:rPr>
+          <w:b w:val="0"/>
+          <w:color w:val="960000"/>
+          <w:sz w:val="20"/>
+        </w:rPr>
+        <w:t>D-20</w:t>
+      </w:r>
+      <w:r>
+        <w:rPr>
+          <w:rFonts w:ascii="Consolas" w:hAnsi="Consolas"/>
+          <w:color w:val="960000"/>
+          <w:sz w:val="20"/>
+        </w:rPr>
+        <w:t xml:space="preserve"> se aparta de lo construido: SÓLO en el último salto.** Hoy esa cadena termina aplicando la hora **al RTC del propio STM32 Esclavo** (</w:t>
+      </w:r>
+      <w:r>
+        <w:rPr>
+          <w:b w:val="0"/>
+          <w:color w:val="960000"/>
+          <w:sz w:val="20"/>
+        </w:rPr>
+        <w:t>reloj_ajustar()</w:t>
+      </w:r>
+      <w:r>
+        <w:rPr>
+          <w:rFonts w:ascii="Consolas" w:hAnsi="Consolas"/>
+          <w:color w:val="960000"/>
+          <w:sz w:val="20"/>
+        </w:rPr>
+        <w:t xml:space="preserve">); con </w:t>
+      </w:r>
+      <w:r>
+        <w:rPr>
+          <w:b w:val="0"/>
+          <w:color w:val="960000"/>
+          <w:sz w:val="20"/>
+        </w:rPr>
+        <w:t>D-20</w:t>
+      </w:r>
+      <w:r>
+        <w:rPr>
+          <w:rFonts w:ascii="Consolas" w:hAnsi="Consolas"/>
+          <w:color w:val="960000"/>
+          <w:sz w:val="20"/>
+        </w:rPr>
+        <w:t xml:space="preserve"> tiene que terminar **en el </w:t>
+      </w:r>
+      <w:r>
+        <w:rPr>
+          <w:b w:val="0"/>
+          <w:color w:val="960000"/>
+          <w:sz w:val="20"/>
+        </w:rPr>
+        <w:t>ESP32-E</w:t>
+      </w:r>
+      <w:r>
+        <w:rPr>
+          <w:rFonts w:ascii="Consolas" w:hAnsi="Consolas"/>
+          <w:color w:val="960000"/>
+          <w:sz w:val="20"/>
+        </w:rPr>
+        <w:t xml:space="preserve"> y su </w:t>
+      </w:r>
+      <w:r>
+        <w:rPr>
+          <w:b w:val="0"/>
+          <w:color w:val="960000"/>
+          <w:sz w:val="20"/>
+        </w:rPr>
+        <w:t>DS3231</w:t>
+      </w:r>
+      <w:r>
+        <w:rPr>
+          <w:rFonts w:ascii="Consolas" w:hAnsi="Consolas"/>
+          <w:color w:val="960000"/>
+          <w:sz w:val="20"/>
+        </w:rPr>
+        <w:t xml:space="preserve">**, porque el STM32 es un cartero, no el dueño. **Ese último salto NO existe** — </w:t>
+      </w:r>
+      <w:r>
+        <w:rPr>
+          <w:b w:val="0"/>
+          <w:color w:val="960000"/>
+          <w:sz w:val="20"/>
+        </w:rPr>
+        <w:t xml:space="preserve">D-20` está DECIDIDA y SIN CONSTRUIR. ✅ </w:t>
+      </w:r>
+      <w:r>
+        <w:rPr>
+          <w:b/>
+          <w:color w:val="960000"/>
+          <w:sz w:val="20"/>
+        </w:rPr>
+        <w:t>Para el repetidor no cambia nada, y es la tercera vez que este apartado se gana el sueldo:</w:t>
+      </w:r>
+      <w:r>
+        <w:rPr>
+          <w:b w:val="0"/>
+          <w:color w:val="960000"/>
+          <w:sz w:val="20"/>
+        </w:rPr>
+        <w:t xml:space="preserve"> valida forma, no contenido, así que el día que ese último salto se escriba </w:t>
+      </w:r>
+      <w:r>
+        <w:rPr>
+          <w:b/>
+          <w:color w:val="960000"/>
+          <w:sz w:val="20"/>
+        </w:rPr>
+        <w:t>este firmware no se entera</w:t>
+      </w:r>
+      <w:r>
+        <w:rPr>
+          <w:b w:val="0"/>
+          <w:color w:val="960000"/>
+          <w:sz w:val="20"/>
+        </w:rPr>
+        <w:t>.</w:t>
+      </w:r>
+    </w:p>
+    <w:p>
+      <w:pPr>
+        <w:spacing w:after="120"/>
+      </w:pPr>
+      <w:r>
+        <w:rPr>
+          <w:b w:val="0"/>
+          <w:sz w:val="21"/>
+        </w:rPr>
+        <w:t xml:space="preserve">La razón está en cómo valida: comprueba que la trama tenga </w:t>
+      </w:r>
+      <w:r>
+        <w:rPr>
+          <w:b/>
+          <w:sz w:val="21"/>
+        </w:rPr>
+        <w:t>4 bytes y CRC-8 Maxim correcto</w:t>
+      </w:r>
+      <w:r>
+        <w:rPr>
+          <w:b w:val="0"/>
+          <w:sz w:val="21"/>
+        </w:rPr>
+        <w:t>, y</w:t>
+      </w:r>
+    </w:p>
+    <w:p>
+      <w:pPr>
+        <w:spacing w:after="120"/>
+      </w:pPr>
+      <w:r>
+        <w:rPr>
+          <w:b/>
+          <w:sz w:val="21"/>
+        </w:rPr>
+        <w:t>no mira qué comando lleva dentro</w:t>
+      </w:r>
+      <w:r>
+        <w:rPr>
+          <w:b w:val="0"/>
+          <w:sz w:val="21"/>
+        </w:rPr>
+        <w:t>. Un puente que conociera la lista de comandos habría que</w:t>
+      </w:r>
+    </w:p>
+    <w:p>
+      <w:pPr>
+        <w:spacing w:after="120"/>
+      </w:pPr>
+      <w:r>
+        <w:rPr>
+          <w:b w:val="0"/>
+          <w:sz w:val="21"/>
+        </w:rPr>
+        <w:t>recompilarlo y reflashearlo cada vez que el protocolo crece — y **el día que alguien olvidara hacerlo,</w:t>
+      </w:r>
+    </w:p>
+    <w:p>
+      <w:pPr>
+        <w:spacing w:after="120"/>
+      </w:pPr>
+      <w:r>
+        <w:rPr>
+          <w:b w:val="0"/>
+          <w:sz w:val="21"/>
+        </w:rPr>
+        <w:t>la sincronización horaria se caería en silencio solo en la topología de 4 radios**, que es la más</w:t>
+      </w:r>
+    </w:p>
+    <w:p>
+      <w:pPr>
+        <w:spacing w:after="120"/>
+      </w:pPr>
+      <w:r>
+        <w:rPr>
+          <w:b w:val="0"/>
+          <w:sz w:val="21"/>
+        </w:rPr>
+        <w:t>difícil de diagnosticar.</w:t>
+      </w:r>
+    </w:p>
+    <w:p>
+      <w:pPr>
+        <w:spacing w:after="160"/>
+        <w:ind w:left="360"/>
+        <w:shd w:val="clear" w:fill="FFF4E5"/>
+      </w:pPr>
+      <w:r>
+        <w:rPr>
           <w:b/>
           <w:color w:val="960000"/>
           <w:sz w:val="20"/>
@@ -3651,7 +4143,21 @@
           <w:b w:val="0"/>
           <w:sz w:val="21"/>
         </w:rPr>
-        <w:t>calcula su fase por su cuenta a partir de la hora.</w:t>
+        <w:t xml:space="preserve">calcula su fase por su cuenta a partir de la hora </w:t>
+      </w:r>
+      <w:r>
+        <w:rPr>
+          <w:b/>
+          <w:sz w:val="21"/>
+        </w:rPr>
+        <w:t>de su propio STM32</w:t>
+      </w:r>
+      <w:r>
+        <w:rPr>
+          <w:b w:val="0"/>
+          <w:sz w:val="21"/>
+        </w:rPr>
+        <w:t>.</w:t>
       </w:r>
     </w:p>
     <w:p>
@@ -3730,6 +4236,333 @@
           <w:sz w:val="21"/>
         </w:rPr>
         <w:t>.</w:t>
+      </w:r>
+    </w:p>
+    <w:p>
+      <w:pPr>
+        <w:spacing w:after="160"/>
+        <w:ind w:left="360"/>
+        <w:shd w:val="clear" w:fill="FFF4E5"/>
+      </w:pPr>
+      <w:r>
+        <w:rPr>
+          <w:b w:val="0"/>
+          <w:color w:val="960000"/>
+          <w:sz w:val="20"/>
+        </w:rPr>
+        <w:t>🔵 **07/09 (</w:t>
+      </w:r>
+      <w:r>
+        <w:rPr>
+          <w:rFonts w:ascii="Consolas" w:hAnsi="Consolas"/>
+          <w:color w:val="960000"/>
+          <w:sz w:val="20"/>
+        </w:rPr>
+        <w:t>DECISIONES.md</w:t>
+      </w:r>
+      <w:r>
+        <w:rPr>
+          <w:b w:val="0"/>
+          <w:color w:val="960000"/>
+          <w:sz w:val="20"/>
+        </w:rPr>
+        <w:t xml:space="preserve"> </w:t>
+      </w:r>
+      <w:r>
+        <w:rPr>
+          <w:rFonts w:ascii="Consolas" w:hAnsi="Consolas"/>
+          <w:color w:val="960000"/>
+          <w:sz w:val="20"/>
+        </w:rPr>
+        <w:t>D-20</w:t>
+      </w:r>
+      <w:r>
+        <w:rPr>
+          <w:b w:val="0"/>
+          <w:color w:val="960000"/>
+          <w:sz w:val="20"/>
+        </w:rPr>
+        <w:t>) — *«la hora»* DE QUIÉN, PORQUE ACABA DE CAMBIAR DE DUEÑO</w:t>
+      </w:r>
+      <w:r>
+        <w:rPr>
+          <w:b/>
+          <w:color w:val="960000"/>
+          <w:sz w:val="20"/>
+        </w:rPr>
+        <w:t xml:space="preserve"> </w:t>
+      </w:r>
+      <w:r>
+        <w:rPr>
+          <w:b w:val="0"/>
+          <w:color w:val="960000"/>
+          <w:sz w:val="20"/>
+        </w:rPr>
+        <w:t>Lo de arriba sigue siendo exacto para el repetidor y no hay nada que tachar.</w:t>
+      </w:r>
+      <w:r>
+        <w:rPr>
+          <w:b/>
+          <w:color w:val="960000"/>
+          <w:sz w:val="20"/>
+        </w:rPr>
+        <w:t xml:space="preserve"> Lo que cambia es de dónde le llega esa hora al STM32 que calcula la fase: &gt; </w:t>
+      </w:r>
+      <w:r>
+        <w:rPr>
+          <w:b w:val="0"/>
+          <w:color w:val="960000"/>
+          <w:sz w:val="20"/>
+        </w:rPr>
+        <w:t>LA AUTORIDAD DE LA HORA ES EL ESP32, SIEMPRE Y PARA TODO.</w:t>
+      </w:r>
+      <w:r>
+        <w:rPr>
+          <w:b/>
+          <w:color w:val="960000"/>
+          <w:sz w:val="20"/>
+        </w:rPr>
+        <w:t xml:space="preserve"> La app se la da al </w:t>
+      </w:r>
+      <w:r>
+        <w:rPr>
+          <w:b w:val="0"/>
+          <w:color w:val="960000"/>
+          <w:sz w:val="20"/>
+        </w:rPr>
+        <w:t>ESP32 &gt; Maestro</w:t>
+      </w:r>
+      <w:r>
+        <w:rPr>
+          <w:b/>
+          <w:color w:val="960000"/>
+          <w:sz w:val="20"/>
+        </w:rPr>
+        <w:t xml:space="preserve">, ése al </w:t>
+      </w:r>
+      <w:r>
+        <w:rPr>
+          <w:b w:val="0"/>
+          <w:color w:val="960000"/>
+          <w:sz w:val="20"/>
+        </w:rPr>
+        <w:t>ESP32 Esclavo</w:t>
+      </w:r>
+      <w:r>
+        <w:rPr>
+          <w:b/>
+          <w:color w:val="960000"/>
+          <w:sz w:val="20"/>
+        </w:rPr>
+        <w:t xml:space="preserve">, y el STM32 de cada punta la recibe </w:t>
+      </w:r>
+      <w:r>
+        <w:rPr>
+          <w:b w:val="0"/>
+          <w:color w:val="960000"/>
+          <w:sz w:val="20"/>
+        </w:rPr>
+        <w:t>de su propio ESP32</w:t>
+      </w:r>
+      <w:r>
+        <w:rPr>
+          <w:b/>
+          <w:color w:val="960000"/>
+          <w:sz w:val="20"/>
+        </w:rPr>
+        <w:t xml:space="preserve">. Y como </w:t>
+      </w:r>
+      <w:r>
+        <w:rPr>
+          <w:b w:val="0"/>
+          <w:color w:val="960000"/>
+          <w:sz w:val="20"/>
+        </w:rPr>
+        <w:t>los dos ESP32 no se hablan</w:t>
+      </w:r>
+      <w:r>
+        <w:rPr>
+          <w:b/>
+          <w:color w:val="960000"/>
+          <w:sz w:val="20"/>
+        </w:rPr>
+        <w:t xml:space="preserve"> —el único enlace entre postes es la radio, la de los STM32—, la cadena entera es `ESP32-M → STM32-M → radio → STM32-E → ESP32-E`. </w:t>
+      </w:r>
+      <w:r>
+        <w:rPr>
+          <w:b w:val="0"/>
+          <w:color w:val="960000"/>
+          <w:sz w:val="20"/>
+        </w:rPr>
+        <w:t>Los STM32 son CARTEROS de la hora, no dueños.</w:t>
+      </w:r>
+      <w:r>
+        <w:rPr>
+          <w:b/>
+          <w:color w:val="960000"/>
+          <w:sz w:val="20"/>
+        </w:rPr>
+        <w:t xml:space="preserve"> 🛑 </w:t>
+      </w:r>
+      <w:r>
+        <w:rPr>
+          <w:b w:val="0"/>
+          <w:color w:val="960000"/>
+          <w:sz w:val="20"/>
+        </w:rPr>
+        <w:t>Por qué esto le importa a ESTE manual, que es de la otra placa:</w:t>
+      </w:r>
+      <w:r>
+        <w:rPr>
+          <w:b/>
+          <w:color w:val="960000"/>
+          <w:sz w:val="20"/>
+        </w:rPr>
+        <w:t xml:space="preserve"> el salto por radio de esa cadena es </w:t>
+      </w:r>
+      <w:r>
+        <w:rPr>
+          <w:b w:val="0"/>
+          <w:color w:val="960000"/>
+          <w:sz w:val="20"/>
+        </w:rPr>
+        <w:t>el mismo tramo que atraviesa el repetidor</w:t>
+      </w:r>
+      <w:r>
+        <w:rPr>
+          <w:b/>
+          <w:color w:val="960000"/>
+          <w:sz w:val="20"/>
+        </w:rPr>
+        <w:t xml:space="preserve"> en la topología de 4 radios. </w:t>
+      </w:r>
+      <w:r>
+        <w:rPr>
+          <w:b w:val="0"/>
+          <w:color w:val="960000"/>
+          <w:sz w:val="20"/>
+        </w:rPr>
+        <w:t>No hay que tocar nada</w:t>
+      </w:r>
+      <w:r>
+        <w:rPr>
+          <w:b/>
+          <w:color w:val="960000"/>
+          <w:sz w:val="20"/>
+        </w:rPr>
+        <w:t xml:space="preserve"> —el puente valida forma, no comandos, y ése es justo el apartado de arriba—, pero </w:t>
+      </w:r>
+      <w:r>
+        <w:rPr>
+          <w:b w:val="0"/>
+          <w:color w:val="960000"/>
+          <w:sz w:val="20"/>
+        </w:rPr>
+        <w:t xml:space="preserve">si el repetidor está mal, la hora del poste 2 no llega**, y con ella se cae la autorización del Modo Degradado en esa punta. Es la misma frase de siempre —*«lo que sí afecta es la sincronización previa»*— con un sujeto más. 🛑 </w:t>
+      </w:r>
+      <w:r>
+        <w:rPr>
+          <w:b/>
+          <w:color w:val="960000"/>
+          <w:sz w:val="20"/>
+        </w:rPr>
+        <w:t>Y la regla de campo que sale de ahí: EL POSTE 2 SE PONE EN HORA EN LA PUESTA EN MARCHA, NO DURANTE LA AVERÍA.</w:t>
+      </w:r>
+      <w:r>
+        <w:rPr>
+          <w:b w:val="0"/>
+          <w:color w:val="960000"/>
+          <w:sz w:val="20"/>
+        </w:rPr>
+        <w:t xml:space="preserve"> ✅ Su </w:t>
+      </w:r>
+      <w:r>
+        <w:rPr>
+          <w:rFonts w:ascii="Consolas" w:hAnsi="Consolas"/>
+          <w:color w:val="960000"/>
+          <w:sz w:val="20"/>
+        </w:rPr>
+        <w:t>DS3231</w:t>
+      </w:r>
+      <w:r>
+        <w:rPr>
+          <w:b w:val="0"/>
+          <w:color w:val="960000"/>
+          <w:sz w:val="20"/>
+        </w:rPr>
+        <w:t xml:space="preserve"> tiene pila y conserva la hora que ya tenía: *perder la radio no es perder la hora.* 🔴 </w:t>
+      </w:r>
+      <w:r>
+        <w:rPr>
+          <w:b/>
+          <w:color w:val="960000"/>
+          <w:sz w:val="20"/>
+        </w:rPr>
+        <w:t>SIN CONSTRUIR.</w:t>
+      </w:r>
+      <w:r>
+        <w:rPr>
+          <w:b w:val="0"/>
+          <w:color w:val="960000"/>
+          <w:sz w:val="20"/>
+        </w:rPr>
+        <w:t xml:space="preserve"> </w:t>
+      </w:r>
+      <w:r>
+        <w:rPr>
+          <w:rFonts w:ascii="Consolas" w:hAnsi="Consolas"/>
+          <w:color w:val="960000"/>
+          <w:sz w:val="20"/>
+        </w:rPr>
+        <w:t>D-20</w:t>
+      </w:r>
+      <w:r>
+        <w:rPr>
+          <w:b w:val="0"/>
+          <w:color w:val="960000"/>
+          <w:sz w:val="20"/>
+        </w:rPr>
+        <w:t xml:space="preserve"> se decidió el 07/09 y </w:t>
+      </w:r>
+      <w:r>
+        <w:rPr>
+          <w:b/>
+          <w:color w:val="960000"/>
+          <w:sz w:val="20"/>
+        </w:rPr>
+        <w:t>no corre en ninguna tarjeta</w:t>
+      </w:r>
+      <w:r>
+        <w:rPr>
+          <w:b w:val="0"/>
+          <w:color w:val="960000"/>
+          <w:sz w:val="20"/>
+        </w:rPr>
+        <w:t xml:space="preserve">: falta el mando </w:t>
+      </w:r>
+      <w:r>
+        <w:rPr>
+          <w:rFonts w:ascii="Consolas" w:hAnsi="Consolas"/>
+          <w:color w:val="960000"/>
+          <w:sz w:val="20"/>
+        </w:rPr>
+        <w:t>ESP32 → STM32</w:t>
+      </w:r>
+      <w:r>
+        <w:rPr>
+          <w:b w:val="0"/>
+          <w:color w:val="960000"/>
+          <w:sz w:val="20"/>
+        </w:rPr>
+        <w:t xml:space="preserve"> que siembre la hora. </w:t>
+      </w:r>
+      <w:r>
+        <w:rPr>
+          <w:b/>
+          <w:color w:val="960000"/>
+          <w:sz w:val="20"/>
+        </w:rPr>
+        <w:t>Hoy la hora del STM32 no viene de ningún ESP32.</w:t>
       </w:r>
     </w:p>
     <w:p>
@@ -6953,7 +7786,7 @@
           <w:color w:val="960000"/>
           <w:sz w:val="20"/>
         </w:rPr>
-        <w:t xml:space="preserve"> y, si el reloj está montado, un módulo </w:t>
+        <w:t xml:space="preserve"> y ~~, si el reloj está montado,~~ un módulo </w:t>
       </w:r>
       <w:r>
         <w:rPr>
@@ -7065,7 +7898,247 @@
           <w:color w:val="960000"/>
           <w:sz w:val="20"/>
         </w:rPr>
-        <w:t xml:space="preserve"> cable hacia una tarjeta de semáforo. </w:t>
+        <w:t xml:space="preserve"> cable hacia una tarjeta de semáforo. &gt; 🔵 </w:t>
+      </w:r>
+      <w:r>
+        <w:rPr>
+          <w:b/>
+          <w:color w:val="960000"/>
+          <w:sz w:val="20"/>
+        </w:rPr>
+        <w:t>07/09 — EL CONDICIONAL CADUCÓ, Y QUITARLO MEJORA LA SEÑA.</w:t>
+      </w:r>
+      <w:r>
+        <w:rPr>
+          <w:b w:val="0"/>
+          <w:color w:val="960000"/>
+          <w:sz w:val="20"/>
+        </w:rPr>
+        <w:t xml:space="preserve"> *«Si el reloj está montado»* &gt; describía el mundo anterior a </w:t>
+      </w:r>
+      <w:r>
+        <w:rPr>
+          <w:rFonts w:ascii="Consolas" w:hAnsi="Consolas"/>
+          <w:color w:val="960000"/>
+          <w:sz w:val="20"/>
+        </w:rPr>
+        <w:t>A-5</w:t>
+      </w:r>
+      <w:r>
+        <w:rPr>
+          <w:b w:val="0"/>
+          <w:color w:val="960000"/>
+          <w:sz w:val="20"/>
+        </w:rPr>
+        <w:t xml:space="preserve"> (05/09): hoy </w:t>
+      </w:r>
+      <w:r>
+        <w:rPr>
+          <w:b/>
+          <w:color w:val="960000"/>
+          <w:sz w:val="20"/>
+        </w:rPr>
+        <w:t>son DOS `DS3231`, uno por poste, comprados y &gt; puestos</w:t>
+      </w:r>
+      <w:r>
+        <w:rPr>
+          <w:b w:val="0"/>
+          <w:color w:val="960000"/>
+          <w:sz w:val="20"/>
+        </w:rPr>
+        <w:t>, con pila propia (</w:t>
+      </w:r>
+      <w:r>
+        <w:rPr>
+          <w:rFonts w:ascii="Consolas" w:hAnsi="Consolas"/>
+          <w:color w:val="960000"/>
+          <w:sz w:val="20"/>
+        </w:rPr>
+        <w:t>DECISIONES.md</w:t>
+      </w:r>
+      <w:r>
+        <w:rPr>
+          <w:b w:val="0"/>
+          <w:color w:val="960000"/>
+          <w:sz w:val="20"/>
+        </w:rPr>
+        <w:t xml:space="preserve"> </w:t>
+      </w:r>
+      <w:r>
+        <w:rPr>
+          <w:rFonts w:ascii="Consolas" w:hAnsi="Consolas"/>
+          <w:color w:val="960000"/>
+          <w:sz w:val="20"/>
+        </w:rPr>
+        <w:t>A-5</w:t>
+      </w:r>
+      <w:r>
+        <w:rPr>
+          <w:b w:val="0"/>
+          <w:color w:val="960000"/>
+          <w:sz w:val="20"/>
+        </w:rPr>
+        <w:t xml:space="preserve"> · línea </w:t>
+      </w:r>
+      <w:r>
+        <w:rPr>
+          <w:rFonts w:ascii="Consolas" w:hAnsi="Consolas"/>
+          <w:color w:val="960000"/>
+          <w:sz w:val="20"/>
+        </w:rPr>
+        <w:t>A6</w:t>
+      </w:r>
+      <w:r>
+        <w:rPr>
+          <w:b w:val="0"/>
+          <w:color w:val="960000"/>
+          <w:sz w:val="20"/>
+        </w:rPr>
+        <w:t xml:space="preserve"> de &gt; </w:t>
+      </w:r>
+      <w:r>
+        <w:rPr>
+          <w:rFonts w:ascii="Consolas" w:hAnsi="Consolas"/>
+          <w:color w:val="960000"/>
+          <w:sz w:val="20"/>
+        </w:rPr>
+        <w:t>15_Lista_de_Compras_Hardware.md</w:t>
+      </w:r>
+      <w:r>
+        <w:rPr>
+          <w:b w:val="0"/>
+          <w:color w:val="960000"/>
+          <w:sz w:val="20"/>
+        </w:rPr>
+        <w:t xml:space="preserve">: *«nada que pedir»*), y </w:t>
+      </w:r>
+      <w:r>
+        <w:rPr>
+          <w:b/>
+          <w:color w:val="960000"/>
+          <w:sz w:val="20"/>
+        </w:rPr>
+        <w:t>uno de ellos dio hora real en &gt; banco</w:t>
+      </w:r>
+      <w:r>
+        <w:rPr>
+          <w:b w:val="0"/>
+          <w:color w:val="960000"/>
+          <w:sz w:val="20"/>
+        </w:rPr>
+        <w:t xml:space="preserve"> (</w:t>
+      </w:r>
+      <w:r>
+        <w:rPr>
+          <w:rFonts w:ascii="Consolas" w:hAnsi="Consolas"/>
+          <w:color w:val="960000"/>
+          <w:sz w:val="20"/>
+        </w:rPr>
+        <w:t>HORA:22:19:58</w:t>
+      </w:r>
+      <w:r>
+        <w:rPr>
+          <w:b w:val="0"/>
+          <w:color w:val="960000"/>
+          <w:sz w:val="20"/>
+        </w:rPr>
+        <w:t xml:space="preserve">, cinta del 05/09, </w:t>
+      </w:r>
+      <w:r>
+        <w:rPr>
+          <w:rFonts w:ascii="Consolas" w:hAnsi="Consolas"/>
+          <w:color w:val="960000"/>
+          <w:sz w:val="20"/>
+        </w:rPr>
+        <w:t>N-145</w:t>
+      </w:r>
+      <w:r>
+        <w:rPr>
+          <w:b w:val="0"/>
+          <w:color w:val="960000"/>
+          <w:sz w:val="20"/>
+        </w:rPr>
+        <w:t xml:space="preserve">). &gt; &gt; </w:t>
+      </w:r>
+      <w:r>
+        <w:rPr>
+          <w:b/>
+          <w:color w:val="960000"/>
+          <w:sz w:val="20"/>
+        </w:rPr>
+        <w:t>Por qué esto vale más que una corrección de fecha: un condicional convierte una seña &gt; INEQUÍVOCA en una que puede fallar.</w:t>
+      </w:r>
+      <w:r>
+        <w:rPr>
+          <w:b w:val="0"/>
+          <w:color w:val="960000"/>
+          <w:sz w:val="20"/>
+        </w:rPr>
+        <w:t xml:space="preserve"> Con </w:t>
+      </w:r>
+      <w:r>
+        <w:rPr>
+          <w:rFonts w:ascii="Consolas" w:hAnsi="Consolas"/>
+          <w:color w:val="960000"/>
+          <w:sz w:val="20"/>
+        </w:rPr>
+        <w:t>D-20</w:t>
+      </w:r>
+      <w:r>
+        <w:rPr>
+          <w:b w:val="0"/>
+          <w:color w:val="960000"/>
+          <w:sz w:val="20"/>
+        </w:rPr>
+        <w:t xml:space="preserve"> (07/09) el </w:t>
+      </w:r>
+      <w:r>
+        <w:rPr>
+          <w:rFonts w:ascii="Consolas" w:hAnsi="Consolas"/>
+          <w:color w:val="960000"/>
+          <w:sz w:val="20"/>
+        </w:rPr>
+        <w:t>DS3231</w:t>
+      </w:r>
+      <w:r>
+        <w:rPr>
+          <w:b w:val="0"/>
+          <w:color w:val="960000"/>
+          <w:sz w:val="20"/>
+        </w:rPr>
+        <w:t xml:space="preserve"> es además </w:t>
+      </w:r>
+      <w:r>
+        <w:rPr>
+          <w:b/>
+          <w:color w:val="960000"/>
+          <w:sz w:val="20"/>
+        </w:rPr>
+        <w:t>el único reloj &gt; del cruce</w:t>
+      </w:r>
+      <w:r>
+        <w:rPr>
+          <w:b w:val="0"/>
+          <w:color w:val="960000"/>
+          <w:sz w:val="20"/>
+        </w:rPr>
+        <w:t xml:space="preserve">, así que una placa de expansión </w:t>
+      </w:r>
+      <w:r>
+        <w:rPr>
+          <w:b/>
+          <w:color w:val="960000"/>
+          <w:sz w:val="20"/>
+        </w:rPr>
+        <w:t>siempre</w:t>
+      </w:r>
+      <w:r>
+        <w:rPr>
+          <w:b w:val="0"/>
+          <w:color w:val="960000"/>
+          <w:sz w:val="20"/>
+        </w:rPr>
+        <w:t xml:space="preserve"> lo lleva. Un módulo con reloj es de &gt; expansión, sin excepción — y con el condicional dentro, quien no viera reloj podía concluir que &gt; tenía delante un repetidor y cargarle el firmware equivocado. </w:t>
       </w:r>
       <w:r>
         <w:rPr>
